--- a/docs/modelos/modelo-nota-tecnica.docx
+++ b/docs/modelos/modelo-nota-tecnica.docx
@@ -31,7 +31,7 @@
           <w:sz w:val="24"/>
           <w:szCs w:val="24"/>
         </w:rPr>
-        <w:t xml:space="preserve">[Título curto da análise: número da proposta e o que está em jogo]</w:t>
+        <w:t xml:space="preserve">Parecer prévio sobre [sigla, número e ano da proposta]</w:t>
       </w:r>
     </w:p>
     <w:p>
@@ -47,7 +47,23 @@
           <w:sz w:val="18"/>
           <w:szCs w:val="18"/>
         </w:rPr>
-        <w:t xml:space="preserve">Modelo padrão. Alvo: 3 páginas (cerca de 1.500 palavras). Apague as orientações em cinza e itálico ao preencher. A ordem das seções é sempre a mesma, para que as notas possam ser comparadas entre si.</w:t>
+        <w:t xml:space="preserve">Modelo padrão. Alvo: 3 páginas (cerca de 1.500 palavras), sem contar o Anexo I. Apague as orientações em cinza e itálico ao preencher. A ordem das partes é sempre a mesma, para que as notas possam ser comparadas entre si.</w:t>
+      </w:r>
+    </w:p>
+    <w:p>
+      <w:pPr>
+        <w:spacing w:after="60"/>
+      </w:pPr>
+      <w:r>
+        <w:rPr>
+          <w:rFonts w:ascii="Arial" w:cs="Arial" w:eastAsia="Arial" w:hAnsi="Arial"/>
+          <w:i/>
+          <w:iCs/>
+          <w:color w:val="7A847E"/>
+          <w:sz w:val="18"/>
+          <w:szCs w:val="18"/>
+        </w:rPr>
+        <w:t xml:space="preserve">Este documento circula sozinho e pode ser lido meses depois: por isso abre com a identificação e o texto base. O pé de cada página fica livre: ao baixar, o sistema carimba ali a identificação do parecer, o link permanente e o QR que levam à versão atual no observatório.</w:t>
       </w:r>
     </w:p>
     <w:p>
@@ -186,7 +202,7 @@
                 <w:sz w:val="18"/>
                 <w:szCs w:val="18"/>
               </w:rPr>
-              <w:t xml:space="preserve">Ementa</w:t>
+              <w:t xml:space="preserve">Etapa</w:t>
             </w:r>
           </w:p>
         </w:tc>
@@ -219,7 +235,7 @@
                 <w:sz w:val="18"/>
                 <w:szCs w:val="18"/>
               </w:rPr>
-              <w:t xml:space="preserve">[Ementa oficial, como está na fonte]</w:t>
+              <w:t xml:space="preserve">[Onde está na tramitação, na data do parecer]</w:t>
             </w:r>
           </w:p>
         </w:tc>
@@ -255,7 +271,7 @@
                 <w:sz w:val="18"/>
                 <w:szCs w:val="18"/>
               </w:rPr>
-              <w:t xml:space="preserve">Etapa</w:t>
+              <w:t xml:space="preserve">Texto analisado</w:t>
             </w:r>
           </w:p>
         </w:tc>
@@ -288,7 +304,7 @@
                 <w:sz w:val="18"/>
                 <w:szCs w:val="18"/>
               </w:rPr>
-              <w:t xml:space="preserve">[Onde está na tramitação]</w:t>
+              <w:t xml:space="preserve">[Versão e data do texto analisado, com o endereço oficial]</w:t>
             </w:r>
           </w:p>
         </w:tc>
@@ -324,7 +340,7 @@
                 <w:sz w:val="18"/>
                 <w:szCs w:val="18"/>
               </w:rPr>
-              <w:t xml:space="preserve">Texto analisado</w:t>
+              <w:t xml:space="preserve">Norma vigente afetada</w:t>
             </w:r>
           </w:p>
         </w:tc>
@@ -357,7 +373,7 @@
                 <w:sz w:val="18"/>
                 <w:szCs w:val="18"/>
               </w:rPr>
-              <w:t xml:space="preserve">[Versão e data do texto analisado]</w:t>
+              <w:t xml:space="preserve">[Lei e artigos que a proposta altera]</w:t>
             </w:r>
           </w:p>
         </w:tc>
@@ -393,7 +409,7 @@
                 <w:sz w:val="18"/>
                 <w:szCs w:val="18"/>
               </w:rPr>
-              <w:t xml:space="preserve">Norma vigente afetada</w:t>
+              <w:t xml:space="preserve">Impacto · caráter</w:t>
             </w:r>
           </w:p>
         </w:tc>
@@ -426,7 +442,7 @@
                 <w:sz w:val="18"/>
                 <w:szCs w:val="18"/>
               </w:rPr>
-              <w:t xml:space="preserve">[Lei e artigos que a proposta altera]</w:t>
+              <w:t xml:space="preserve">[Alto, médio ou baixo] · [Maléfico, enfraquece indiretamente, neutro ou benéfico]</w:t>
             </w:r>
           </w:p>
         </w:tc>
@@ -462,7 +478,7 @@
                 <w:sz w:val="18"/>
                 <w:szCs w:val="18"/>
               </w:rPr>
-              <w:t xml:space="preserve">Impacto · caráter</w:t>
+              <w:t xml:space="preserve">Temas · biomas</w:t>
             </w:r>
           </w:p>
         </w:tc>
@@ -495,7 +511,7 @@
                 <w:sz w:val="18"/>
                 <w:szCs w:val="18"/>
               </w:rPr>
-              <w:t xml:space="preserve">[Alto, médio ou baixo] · [Maléfico, enfraquece indiretamente, neutro ou benéfico]</w:t>
+              <w:t xml:space="preserve">[Temas e biomas]</w:t>
             </w:r>
           </w:p>
         </w:tc>
@@ -531,7 +547,7 @@
                 <w:sz w:val="18"/>
                 <w:szCs w:val="18"/>
               </w:rPr>
-              <w:t xml:space="preserve">Temas · biomas</w:t>
+              <w:t xml:space="preserve">Parecer</w:t>
             </w:r>
           </w:p>
         </w:tc>
@@ -564,7 +580,7 @@
                 <w:sz w:val="18"/>
                 <w:szCs w:val="18"/>
               </w:rPr>
-              <w:t xml:space="preserve">[Temas e biomas]</w:t>
+              <w:t xml:space="preserve">[Versão do parecer] · publicado em [data] · autor: [nome, título]</w:t>
             </w:r>
           </w:p>
         </w:tc>
@@ -600,7 +616,7 @@
                 <w:sz w:val="18"/>
                 <w:szCs w:val="18"/>
               </w:rPr>
-              <w:t xml:space="preserve">Autor · data</w:t>
+              <w:t xml:space="preserve">Link permanente</w:t>
             </w:r>
           </w:p>
         </w:tc>
@@ -633,7 +649,76 @@
                 <w:sz w:val="18"/>
                 <w:szCs w:val="18"/>
               </w:rPr>
-              <w:t xml:space="preserve">[Nome, título] · [data]</w:t>
+              <w:t xml:space="preserve">[Copie do painel, quadro "Links dos PDFs". O sistema também o carimba em cada página.]</w:t>
+            </w:r>
+          </w:p>
+        </w:tc>
+      </w:tr>
+      <w:tr>
+        <w:tc>
+          <w:tcPr>
+            <w:tcW w:type="dxa" w:w="2708"/>
+            <w:tcBorders>
+              <w:top w:val="single" w:color="D5DDD8" w:sz="4"/>
+              <w:left w:val="single" w:color="D5DDD8" w:sz="4"/>
+              <w:bottom w:val="single" w:color="D5DDD8" w:sz="4"/>
+              <w:right w:val="single" w:color="D5DDD8" w:sz="4"/>
+            </w:tcBorders>
+            <w:shd w:fill="EEF6F1" w:color="auto" w:val="clear"/>
+            <w:tcMar>
+              <w:top w:type="dxa" w:w="50"/>
+              <w:left w:type="dxa" w:w="100"/>
+              <w:bottom w:type="dxa" w:w="50"/>
+              <w:right w:type="dxa" w:w="100"/>
+            </w:tcMar>
+          </w:tcPr>
+          <w:p>
+            <w:pPr>
+              <w:spacing w:after="0"/>
+            </w:pPr>
+            <w:r>
+              <w:rPr>
+                <w:rFonts w:ascii="Arial" w:cs="Arial" w:eastAsia="Arial" w:hAnsi="Arial"/>
+                <w:b/>
+                <w:bCs/>
+                <w:color w:val="23864F"/>
+                <w:sz w:val="18"/>
+                <w:szCs w:val="18"/>
+              </w:rPr>
+              <w:t xml:space="preserve">Quadro comparativo</w:t>
+            </w:r>
+          </w:p>
+        </w:tc>
+        <w:tc>
+          <w:tcPr>
+            <w:tcW w:type="dxa" w:w="6318"/>
+            <w:tcBorders>
+              <w:top w:val="single" w:color="D5DDD8" w:sz="4"/>
+              <w:left w:val="single" w:color="D5DDD8" w:sz="4"/>
+              <w:bottom w:val="single" w:color="D5DDD8" w:sz="4"/>
+              <w:right w:val="single" w:color="D5DDD8" w:sz="4"/>
+            </w:tcBorders>
+            <w:tcMar>
+              <w:top w:type="dxa" w:w="50"/>
+              <w:left w:type="dxa" w:w="100"/>
+              <w:bottom w:type="dxa" w:w="50"/>
+              <w:right w:type="dxa" w:w="100"/>
+            </w:tcMar>
+          </w:tcPr>
+          <w:p>
+            <w:pPr>
+              <w:spacing w:after="0"/>
+            </w:pPr>
+            <w:r>
+              <w:rPr>
+                <w:rFonts w:ascii="Arial" w:cs="Arial" w:eastAsia="Arial" w:hAnsi="Arial"/>
+                <w:i/>
+                <w:iCs/>
+                <w:color w:val="7A847E"/>
+                <w:sz w:val="18"/>
+                <w:szCs w:val="18"/>
+              </w:rPr>
+              <w:t xml:space="preserve">[Sim/não] · documento à parte, com a transcrição artigo por artigo</w:t>
             </w:r>
           </w:p>
         </w:tc>
@@ -656,7 +741,7 @@
           <w:sz w:val="24"/>
           <w:szCs w:val="24"/>
         </w:rPr>
-        <w:t xml:space="preserve">1. Síntese</w:t>
+        <w:t xml:space="preserve">1. Texto base da proposta</w:t>
       </w:r>
     </w:p>
     <w:p>
@@ -672,21 +757,117 @@
           <w:sz w:val="18"/>
           <w:szCs w:val="18"/>
         </w:rPr>
-        <w:t xml:space="preserve">Até 120 palavras. Escreva por último. Em 4 a 5 frases: o que a norma faz, o problema, a hipótese testada e a conclusão.</w:t>
-      </w:r>
-    </w:p>
-    <w:p>
-      <w:pPr>
-        <w:spacing w:after="80" w:line="276"/>
-      </w:pPr>
-      <w:r>
-        <w:rPr>
-          <w:rFonts w:ascii="Arial" w:cs="Arial" w:eastAsia="Arial" w:hAnsi="Arial"/>
+        <w:t xml:space="preserve">A matéria bruta, antes de qualquer análise. Transcrição literal do arquivo oficial, sem edição nem destaque. O painel traz o texto pronto para copiar (dossiê).</w:t>
+      </w:r>
+    </w:p>
+    <w:p>
+      <w:pPr>
+        <w:pStyle w:val="Heading2"/>
+        <w:spacing w:after="40" w:before="120"/>
+      </w:pPr>
+      <w:r>
+        <w:rPr>
+          <w:rFonts w:ascii="Arial" w:cs="Arial" w:eastAsia="Arial" w:hAnsi="Arial"/>
+          <w:b/>
+          <w:bCs/>
           <w:color w:val="4B4B4B"/>
           <w:sz w:val="21"/>
           <w:szCs w:val="21"/>
         </w:rPr>
-        <w:t xml:space="preserve">[Escreva aqui]</w:t>
+        <w:t xml:space="preserve">1.1 Ementa</w:t>
+      </w:r>
+    </w:p>
+    <w:p>
+      <w:pPr>
+        <w:pBdr>
+          <w:left w:val="single" w:color="D5DDD8" w:sz="8" w:space="8"/>
+        </w:pBdr>
+        <w:spacing w:after="80" w:line="276"/>
+        <w:ind w:left="360"/>
+      </w:pPr>
+      <w:r>
+        <w:rPr>
+          <w:rFonts w:ascii="Times New Roman" w:cs="Times New Roman" w:eastAsia="Times New Roman" w:hAnsi="Times New Roman"/>
+          <w:i/>
+          <w:iCs/>
+          <w:color w:val="7A847E"/>
+          <w:sz w:val="21"/>
+          <w:szCs w:val="21"/>
+        </w:rPr>
+        <w:t xml:space="preserve">[Ementa oficial, como está na fonte]</w:t>
+      </w:r>
+    </w:p>
+    <w:p>
+      <w:pPr>
+        <w:pStyle w:val="Heading2"/>
+        <w:spacing w:after="40" w:before="120"/>
+      </w:pPr>
+      <w:r>
+        <w:rPr>
+          <w:rFonts w:ascii="Arial" w:cs="Arial" w:eastAsia="Arial" w:hAnsi="Arial"/>
+          <w:b/>
+          <w:bCs/>
+          <w:color w:val="4B4B4B"/>
+          <w:sz w:val="21"/>
+          <w:szCs w:val="21"/>
+        </w:rPr>
+        <w:t xml:space="preserve">1.2 Dispositivos centrais</w:t>
+      </w:r>
+    </w:p>
+    <w:p>
+      <w:pPr>
+        <w:spacing w:after="60"/>
+      </w:pPr>
+      <w:r>
+        <w:rPr>
+          <w:rFonts w:ascii="Arial" w:cs="Arial" w:eastAsia="Arial" w:hAnsi="Arial"/>
+          <w:i/>
+          <w:iCs/>
+          <w:color w:val="7A847E"/>
+          <w:sz w:val="18"/>
+          <w:szCs w:val="18"/>
+        </w:rPr>
+        <w:t xml:space="preserve">Os artigos que concentram a mudança, na redação do texto analisado. A íntegra, com a justificação do autor, vai no Anexo I.</w:t>
+      </w:r>
+    </w:p>
+    <w:p>
+      <w:pPr>
+        <w:pBdr>
+          <w:left w:val="single" w:color="D5DDD8" w:sz="8" w:space="8"/>
+        </w:pBdr>
+        <w:spacing w:after="80" w:line="276"/>
+        <w:ind w:left="360"/>
+      </w:pPr>
+      <w:r>
+        <w:rPr>
+          <w:rFonts w:ascii="Times New Roman" w:cs="Times New Roman" w:eastAsia="Times New Roman" w:hAnsi="Times New Roman"/>
+          <w:i/>
+          <w:iCs/>
+          <w:color w:val="7A847E"/>
+          <w:sz w:val="21"/>
+          <w:szCs w:val="21"/>
+        </w:rPr>
+        <w:t xml:space="preserve">[Art. __. Redação literal.]</w:t>
+      </w:r>
+    </w:p>
+    <w:p>
+      <w:pPr>
+        <w:pBdr>
+          <w:left w:val="single" w:color="D5DDD8" w:sz="8" w:space="8"/>
+        </w:pBdr>
+        <w:spacing w:after="80" w:line="276"/>
+        <w:ind w:left="360"/>
+      </w:pPr>
+      <w:r>
+        <w:rPr>
+          <w:rFonts w:ascii="Times New Roman" w:cs="Times New Roman" w:eastAsia="Times New Roman" w:hAnsi="Times New Roman"/>
+          <w:i/>
+          <w:iCs/>
+          <w:color w:val="7A847E"/>
+          <w:sz w:val="21"/>
+          <w:szCs w:val="21"/>
+        </w:rPr>
+        <w:t xml:space="preserve">[§ __. Redação literal.]</w:t>
       </w:r>
     </w:p>
     <w:p>
@@ -706,7 +887,7 @@
           <w:sz w:val="24"/>
           <w:szCs w:val="24"/>
         </w:rPr>
-        <w:t xml:space="preserve">2. Descrição do ato normativo</w:t>
+        <w:t xml:space="preserve">2. Síntese</w:t>
       </w:r>
     </w:p>
     <w:p>
@@ -722,6 +903,56 @@
           <w:sz w:val="18"/>
           <w:szCs w:val="18"/>
         </w:rPr>
+        <w:t xml:space="preserve">Até 120 palavras. Escreva por último. Em 4 a 5 frases: o que a norma faz, o problema, a hipótese testada e a conclusão.</w:t>
+      </w:r>
+    </w:p>
+    <w:p>
+      <w:pPr>
+        <w:spacing w:after="80" w:line="276"/>
+      </w:pPr>
+      <w:r>
+        <w:rPr>
+          <w:rFonts w:ascii="Arial" w:cs="Arial" w:eastAsia="Arial" w:hAnsi="Arial"/>
+          <w:color w:val="4B4B4B"/>
+          <w:sz w:val="21"/>
+          <w:szCs w:val="21"/>
+        </w:rPr>
+        <w:t xml:space="preserve">[Escreva aqui]</w:t>
+      </w:r>
+    </w:p>
+    <w:p>
+      <w:pPr>
+        <w:pStyle w:val="Heading1"/>
+        <w:pBdr>
+          <w:bottom w:val="single" w:color="D5DDD8" w:sz="4" w:space="2"/>
+        </w:pBdr>
+        <w:spacing w:after="80" w:before="220"/>
+      </w:pPr>
+      <w:r>
+        <w:rPr>
+          <w:rFonts w:ascii="Arial" w:cs="Arial" w:eastAsia="Arial" w:hAnsi="Arial"/>
+          <w:b/>
+          <w:bCs/>
+          <w:color w:val="23864F"/>
+          <w:sz w:val="24"/>
+          <w:szCs w:val="24"/>
+        </w:rPr>
+        <w:t xml:space="preserve">3. Descrição do ato normativo</w:t>
+      </w:r>
+    </w:p>
+    <w:p>
+      <w:pPr>
+        <w:spacing w:after="60"/>
+      </w:pPr>
+      <w:r>
+        <w:rPr>
+          <w:rFonts w:ascii="Arial" w:cs="Arial" w:eastAsia="Arial" w:hAnsi="Arial"/>
+          <w:i/>
+          <w:iCs/>
+          <w:color w:val="7A847E"/>
+          <w:sz w:val="18"/>
+          <w:szCs w:val="18"/>
+        </w:rPr>
         <w:t xml:space="preserve">Cerca de meia página. Só fatos, com fonte: ainda não é a análise.</w:t>
       </w:r>
     </w:p>
@@ -739,7 +970,7 @@
           <w:sz w:val="21"/>
           <w:szCs w:val="21"/>
         </w:rPr>
-        <w:t xml:space="preserve">2.1 Objeto e alcance</w:t>
+        <w:t xml:space="preserve">3.1 Objeto e alcance</w:t>
       </w:r>
     </w:p>
     <w:p>
@@ -786,7 +1017,7 @@
           <w:sz w:val="21"/>
           <w:szCs w:val="21"/>
         </w:rPr>
-        <w:t xml:space="preserve">2.2 Como funciona hoje (linha de base)</w:t>
+        <w:t xml:space="preserve">3.2 Como funciona hoje (linha de base)</w:t>
       </w:r>
     </w:p>
     <w:p>
@@ -821,6 +1052,42 @@
     </w:p>
     <w:p>
       <w:pPr>
+        <w:pStyle w:val="Heading1"/>
+        <w:pBdr>
+          <w:bottom w:val="single" w:color="D5DDD8" w:sz="4" w:space="2"/>
+        </w:pBdr>
+        <w:spacing w:after="80" w:before="220"/>
+      </w:pPr>
+      <w:r>
+        <w:rPr>
+          <w:rFonts w:ascii="Arial" w:cs="Arial" w:eastAsia="Arial" w:hAnsi="Arial"/>
+          <w:b/>
+          <w:bCs/>
+          <w:color w:val="23864F"/>
+          <w:sz w:val="24"/>
+          <w:szCs w:val="24"/>
+        </w:rPr>
+        <w:t xml:space="preserve">4. Análise do quadro comparativo</w:t>
+      </w:r>
+    </w:p>
+    <w:p>
+      <w:pPr>
+        <w:spacing w:after="60"/>
+      </w:pPr>
+      <w:r>
+        <w:rPr>
+          <w:rFonts w:ascii="Arial" w:cs="Arial" w:eastAsia="Arial" w:hAnsi="Arial"/>
+          <w:i/>
+          <w:iCs/>
+          <w:color w:val="7A847E"/>
+          <w:sz w:val="18"/>
+          <w:szCs w:val="18"/>
+        </w:rPr>
+        <w:t xml:space="preserve">A análise do cotejo fica aqui, no parecer. O quadro comparativo (documento à parte) traz só a transcrição dos textos, artigo por artigo, sem comentário.</w:t>
+      </w:r>
+    </w:p>
+    <w:p>
+      <w:pPr>
         <w:pStyle w:val="Heading2"/>
         <w:spacing w:after="40" w:before="120"/>
       </w:pPr>
@@ -833,7 +1100,7 @@
           <w:sz w:val="21"/>
           <w:szCs w:val="21"/>
         </w:rPr>
-        <w:t xml:space="preserve">2.3 O que muda</w:t>
+        <w:t xml:space="preserve">4.1 Pontos principais</w:t>
       </w:r>
     </w:p>
     <w:p>
@@ -849,7 +1116,7 @@
           <w:sz w:val="18"/>
           <w:szCs w:val="18"/>
         </w:rPr>
-        <w:t xml:space="preserve">Os pontos principais no formato hoje × com a proposta. O detalhe artigo por artigo fica no quadro comparativo.</w:t>
+        <w:t xml:space="preserve">De 3 a 5 pontos, os mesmos do site. Cada lado como enunciado objetivo, sem adjetivos.</w:t>
       </w:r>
     </w:p>
     <w:tbl>
@@ -865,9 +1132,10 @@
         </w:tblBorders>
       </w:tblPr>
       <w:tblGrid>
-        <w:gridCol w:w="2600"/>
-        <w:gridCol w:w="3213"/>
-        <w:gridCol w:w="3213"/>
+        <w:gridCol w:w="1700"/>
+        <w:gridCol w:w="3000"/>
+        <w:gridCol w:w="3000"/>
+        <w:gridCol w:w="1326"/>
       </w:tblGrid>
       <w:tr>
         <w:trPr>
@@ -875,7 +1143,7 @@
         </w:trPr>
         <w:tc>
           <w:tcPr>
-            <w:tcW w:type="dxa" w:w="2600"/>
+            <w:tcW w:type="dxa" w:w="1700"/>
             <w:tcBorders>
               <w:top w:val="single" w:color="D5DDD8" w:sz="4"/>
               <w:left w:val="single" w:color="D5DDD8" w:sz="4"/>
@@ -906,7 +1174,7 @@
         </w:tc>
         <w:tc>
           <w:tcPr>
-            <w:tcW w:type="dxa" w:w="3213"/>
+            <w:tcW w:type="dxa" w:w="3000"/>
             <w:tcBorders>
               <w:top w:val="single" w:color="D5DDD8" w:sz="4"/>
               <w:left w:val="single" w:color="D5DDD8" w:sz="4"/>
@@ -931,13 +1199,13 @@
                 <w:sz w:val="18"/>
                 <w:szCs w:val="18"/>
               </w:rPr>
-              <w:t xml:space="preserve">Hoje</w:t>
-            </w:r>
-          </w:p>
-        </w:tc>
-        <w:tc>
-          <w:tcPr>
-            <w:tcW w:type="dxa" w:w="3213"/>
+              <w:t xml:space="preserve">Regime vigente</w:t>
+            </w:r>
+          </w:p>
+        </w:tc>
+        <w:tc>
+          <w:tcPr>
+            <w:tcW w:type="dxa" w:w="3000"/>
             <w:tcBorders>
               <w:top w:val="single" w:color="D5DDD8" w:sz="4"/>
               <w:left w:val="single" w:color="D5DDD8" w:sz="4"/>
@@ -962,7 +1230,38 @@
                 <w:sz w:val="18"/>
                 <w:szCs w:val="18"/>
               </w:rPr>
-              <w:t xml:space="preserve">Com a proposta</w:t>
+              <w:t xml:space="preserve">Proposta</w:t>
+            </w:r>
+          </w:p>
+        </w:tc>
+        <w:tc>
+          <w:tcPr>
+            <w:tcW w:type="dxa" w:w="1326"/>
+            <w:tcBorders>
+              <w:top w:val="single" w:color="D5DDD8" w:sz="4"/>
+              <w:left w:val="single" w:color="D5DDD8" w:sz="4"/>
+              <w:bottom w:val="single" w:color="D5DDD8" w:sz="4"/>
+              <w:right w:val="single" w:color="D5DDD8" w:sz="4"/>
+            </w:tcBorders>
+            <w:shd w:fill="EEF6F1" w:color="auto" w:val="clear"/>
+            <w:tcMar>
+              <w:top w:type="dxa" w:w="60"/>
+              <w:left w:type="dxa" w:w="100"/>
+              <w:bottom w:type="dxa" w:w="60"/>
+              <w:right w:type="dxa" w:w="100"/>
+            </w:tcMar>
+          </w:tcPr>
+          <w:p>
+            <w:r>
+              <w:rPr>
+                <w:rFonts w:ascii="Arial" w:cs="Arial" w:eastAsia="Arial" w:hAnsi="Arial"/>
+                <w:b/>
+                <w:bCs/>
+                <w:color w:val="23864F"/>
+                <w:sz w:val="18"/>
+                <w:szCs w:val="18"/>
+              </w:rPr>
+              <w:t xml:space="preserve">Efeito</w:t>
             </w:r>
           </w:p>
         </w:tc>
@@ -973,91 +1272,121 @@
         </w:trPr>
         <w:tc>
           <w:tcPr>
-            <w:tcW w:type="dxa" w:w="2600"/>
-            <w:tcBorders>
-              <w:top w:val="single" w:color="D5DDD8" w:sz="4"/>
-              <w:left w:val="single" w:color="D5DDD8" w:sz="4"/>
-              <w:bottom w:val="single" w:color="D5DDD8" w:sz="4"/>
-              <w:right w:val="single" w:color="D5DDD8" w:sz="4"/>
-            </w:tcBorders>
-            <w:tcMar>
-              <w:top w:type="dxa" w:w="60"/>
-              <w:left w:type="dxa" w:w="100"/>
-              <w:bottom w:type="dxa" w:w="60"/>
-              <w:right w:type="dxa" w:w="100"/>
-            </w:tcMar>
-          </w:tcPr>
-          <w:p>
-            <w:r>
-              <w:rPr>
-                <w:rFonts w:ascii="Arial" w:cs="Arial" w:eastAsia="Arial" w:hAnsi="Arial"/>
-                <w:i/>
-                <w:iCs/>
-                <w:color w:val="7A847E"/>
-                <w:sz w:val="18"/>
-                <w:szCs w:val="18"/>
-              </w:rPr>
-              <w:t xml:space="preserve">[Ponto 1]</w:t>
-            </w:r>
-          </w:p>
-        </w:tc>
-        <w:tc>
-          <w:tcPr>
-            <w:tcW w:type="dxa" w:w="3213"/>
-            <w:tcBorders>
-              <w:top w:val="single" w:color="D5DDD8" w:sz="4"/>
-              <w:left w:val="single" w:color="D5DDD8" w:sz="4"/>
-              <w:bottom w:val="single" w:color="D5DDD8" w:sz="4"/>
-              <w:right w:val="single" w:color="D5DDD8" w:sz="4"/>
-            </w:tcBorders>
-            <w:tcMar>
-              <w:top w:type="dxa" w:w="60"/>
-              <w:left w:type="dxa" w:w="100"/>
-              <w:bottom w:type="dxa" w:w="60"/>
-              <w:right w:type="dxa" w:w="100"/>
-            </w:tcMar>
-          </w:tcPr>
-          <w:p>
-            <w:r>
-              <w:rPr>
-                <w:rFonts w:ascii="Arial" w:cs="Arial" w:eastAsia="Arial" w:hAnsi="Arial"/>
-                <w:i/>
-                <w:iCs/>
-                <w:color w:val="7A847E"/>
-                <w:sz w:val="18"/>
-                <w:szCs w:val="18"/>
-              </w:rPr>
-              <w:t xml:space="preserve">[Regra atual]</w:t>
-            </w:r>
-          </w:p>
-        </w:tc>
-        <w:tc>
-          <w:tcPr>
-            <w:tcW w:type="dxa" w:w="3213"/>
-            <w:tcBorders>
-              <w:top w:val="single" w:color="D5DDD8" w:sz="4"/>
-              <w:left w:val="single" w:color="D5DDD8" w:sz="4"/>
-              <w:bottom w:val="single" w:color="D5DDD8" w:sz="4"/>
-              <w:right w:val="single" w:color="D5DDD8" w:sz="4"/>
-            </w:tcBorders>
-            <w:tcMar>
-              <w:top w:type="dxa" w:w="60"/>
-              <w:left w:type="dxa" w:w="100"/>
-              <w:bottom w:type="dxa" w:w="60"/>
-              <w:right w:type="dxa" w:w="100"/>
-            </w:tcMar>
-          </w:tcPr>
-          <w:p>
-            <w:r>
-              <w:rPr>
-                <w:rFonts w:ascii="Arial" w:cs="Arial" w:eastAsia="Arial" w:hAnsi="Arial"/>
-                <w:i/>
-                <w:iCs/>
-                <w:color w:val="7A847E"/>
-                <w:sz w:val="18"/>
-                <w:szCs w:val="18"/>
-              </w:rPr>
-              <w:t xml:space="preserve">[Regra proposta]</w:t>
+            <w:tcW w:type="dxa" w:w="1700"/>
+            <w:tcBorders>
+              <w:top w:val="single" w:color="D5DDD8" w:sz="4"/>
+              <w:left w:val="single" w:color="D5DDD8" w:sz="4"/>
+              <w:bottom w:val="single" w:color="D5DDD8" w:sz="4"/>
+              <w:right w:val="single" w:color="D5DDD8" w:sz="4"/>
+            </w:tcBorders>
+            <w:tcMar>
+              <w:top w:type="dxa" w:w="60"/>
+              <w:left w:type="dxa" w:w="100"/>
+              <w:bottom w:type="dxa" w:w="60"/>
+              <w:right w:type="dxa" w:w="100"/>
+            </w:tcMar>
+          </w:tcPr>
+          <w:p>
+            <w:r>
+              <w:rPr>
+                <w:rFonts w:ascii="Arial" w:cs="Arial" w:eastAsia="Arial" w:hAnsi="Arial"/>
+                <w:i/>
+                <w:iCs/>
+                <w:color w:val="7A847E"/>
+                <w:sz w:val="18"/>
+                <w:szCs w:val="18"/>
+              </w:rPr>
+              <w:t xml:space="preserve">[1 · Art. __]</w:t>
+            </w:r>
+          </w:p>
+        </w:tc>
+        <w:tc>
+          <w:tcPr>
+            <w:tcW w:type="dxa" w:w="3000"/>
+            <w:tcBorders>
+              <w:top w:val="single" w:color="D5DDD8" w:sz="4"/>
+              <w:left w:val="single" w:color="D5DDD8" w:sz="4"/>
+              <w:bottom w:val="single" w:color="D5DDD8" w:sz="4"/>
+              <w:right w:val="single" w:color="D5DDD8" w:sz="4"/>
+            </w:tcBorders>
+            <w:tcMar>
+              <w:top w:type="dxa" w:w="60"/>
+              <w:left w:type="dxa" w:w="100"/>
+              <w:bottom w:type="dxa" w:w="60"/>
+              <w:right w:type="dxa" w:w="100"/>
+            </w:tcMar>
+          </w:tcPr>
+          <w:p>
+            <w:r>
+              <w:rPr>
+                <w:rFonts w:ascii="Arial" w:cs="Arial" w:eastAsia="Arial" w:hAnsi="Arial"/>
+                <w:i/>
+                <w:iCs/>
+                <w:color w:val="7A847E"/>
+                <w:sz w:val="18"/>
+                <w:szCs w:val="18"/>
+              </w:rPr>
+              <w:t xml:space="preserve">[Como é hoje]</w:t>
+            </w:r>
+          </w:p>
+        </w:tc>
+        <w:tc>
+          <w:tcPr>
+            <w:tcW w:type="dxa" w:w="3000"/>
+            <w:tcBorders>
+              <w:top w:val="single" w:color="D5DDD8" w:sz="4"/>
+              <w:left w:val="single" w:color="D5DDD8" w:sz="4"/>
+              <w:bottom w:val="single" w:color="D5DDD8" w:sz="4"/>
+              <w:right w:val="single" w:color="D5DDD8" w:sz="4"/>
+            </w:tcBorders>
+            <w:tcMar>
+              <w:top w:type="dxa" w:w="60"/>
+              <w:left w:type="dxa" w:w="100"/>
+              <w:bottom w:type="dxa" w:w="60"/>
+              <w:right w:type="dxa" w:w="100"/>
+            </w:tcMar>
+          </w:tcPr>
+          <w:p>
+            <w:r>
+              <w:rPr>
+                <w:rFonts w:ascii="Arial" w:cs="Arial" w:eastAsia="Arial" w:hAnsi="Arial"/>
+                <w:i/>
+                <w:iCs/>
+                <w:color w:val="7A847E"/>
+                <w:sz w:val="18"/>
+                <w:szCs w:val="18"/>
+              </w:rPr>
+              <w:t xml:space="preserve">[Como fica]</w:t>
+            </w:r>
+          </w:p>
+        </w:tc>
+        <w:tc>
+          <w:tcPr>
+            <w:tcW w:type="dxa" w:w="1326"/>
+            <w:tcBorders>
+              <w:top w:val="single" w:color="D5DDD8" w:sz="4"/>
+              <w:left w:val="single" w:color="D5DDD8" w:sz="4"/>
+              <w:bottom w:val="single" w:color="D5DDD8" w:sz="4"/>
+              <w:right w:val="single" w:color="D5DDD8" w:sz="4"/>
+            </w:tcBorders>
+            <w:tcMar>
+              <w:top w:type="dxa" w:w="60"/>
+              <w:left w:type="dxa" w:w="100"/>
+              <w:bottom w:type="dxa" w:w="60"/>
+              <w:right w:type="dxa" w:w="100"/>
+            </w:tcMar>
+          </w:tcPr>
+          <w:p>
+            <w:r>
+              <w:rPr>
+                <w:rFonts w:ascii="Arial" w:cs="Arial" w:eastAsia="Arial" w:hAnsi="Arial"/>
+                <w:i/>
+                <w:iCs/>
+                <w:color w:val="7A847E"/>
+                <w:sz w:val="18"/>
+                <w:szCs w:val="18"/>
+              </w:rPr>
+              <w:t xml:space="preserve">[↑ ↓ =]</w:t>
             </w:r>
           </w:p>
         </w:tc>
@@ -1068,96 +1397,321 @@
         </w:trPr>
         <w:tc>
           <w:tcPr>
-            <w:tcW w:type="dxa" w:w="2600"/>
-            <w:tcBorders>
-              <w:top w:val="single" w:color="D5DDD8" w:sz="4"/>
-              <w:left w:val="single" w:color="D5DDD8" w:sz="4"/>
-              <w:bottom w:val="single" w:color="D5DDD8" w:sz="4"/>
-              <w:right w:val="single" w:color="D5DDD8" w:sz="4"/>
-            </w:tcBorders>
-            <w:tcMar>
-              <w:top w:type="dxa" w:w="60"/>
-              <w:left w:type="dxa" w:w="100"/>
-              <w:bottom w:type="dxa" w:w="60"/>
-              <w:right w:type="dxa" w:w="100"/>
-            </w:tcMar>
-          </w:tcPr>
-          <w:p>
-            <w:r>
-              <w:rPr>
-                <w:rFonts w:ascii="Arial" w:cs="Arial" w:eastAsia="Arial" w:hAnsi="Arial"/>
-                <w:i/>
-                <w:iCs/>
-                <w:color w:val="7A847E"/>
-                <w:sz w:val="18"/>
-                <w:szCs w:val="18"/>
-              </w:rPr>
-              <w:t xml:space="preserve">[Ponto 2]</w:t>
-            </w:r>
-          </w:p>
-        </w:tc>
-        <w:tc>
-          <w:tcPr>
-            <w:tcW w:type="dxa" w:w="3213"/>
-            <w:tcBorders>
-              <w:top w:val="single" w:color="D5DDD8" w:sz="4"/>
-              <w:left w:val="single" w:color="D5DDD8" w:sz="4"/>
-              <w:bottom w:val="single" w:color="D5DDD8" w:sz="4"/>
-              <w:right w:val="single" w:color="D5DDD8" w:sz="4"/>
-            </w:tcBorders>
-            <w:tcMar>
-              <w:top w:type="dxa" w:w="60"/>
-              <w:left w:type="dxa" w:w="100"/>
-              <w:bottom w:type="dxa" w:w="60"/>
-              <w:right w:type="dxa" w:w="100"/>
-            </w:tcMar>
-          </w:tcPr>
-          <w:p>
-            <w:r>
-              <w:rPr>
-                <w:rFonts w:ascii="Arial" w:cs="Arial" w:eastAsia="Arial" w:hAnsi="Arial"/>
-                <w:i/>
-                <w:iCs/>
-                <w:color w:val="7A847E"/>
-                <w:sz w:val="18"/>
-                <w:szCs w:val="18"/>
-              </w:rPr>
-              <w:t xml:space="preserve">[Regra atual]</w:t>
-            </w:r>
-          </w:p>
-        </w:tc>
-        <w:tc>
-          <w:tcPr>
-            <w:tcW w:type="dxa" w:w="3213"/>
-            <w:tcBorders>
-              <w:top w:val="single" w:color="D5DDD8" w:sz="4"/>
-              <w:left w:val="single" w:color="D5DDD8" w:sz="4"/>
-              <w:bottom w:val="single" w:color="D5DDD8" w:sz="4"/>
-              <w:right w:val="single" w:color="D5DDD8" w:sz="4"/>
-            </w:tcBorders>
-            <w:tcMar>
-              <w:top w:type="dxa" w:w="60"/>
-              <w:left w:type="dxa" w:w="100"/>
-              <w:bottom w:type="dxa" w:w="60"/>
-              <w:right w:type="dxa" w:w="100"/>
-            </w:tcMar>
-          </w:tcPr>
-          <w:p>
-            <w:r>
-              <w:rPr>
-                <w:rFonts w:ascii="Arial" w:cs="Arial" w:eastAsia="Arial" w:hAnsi="Arial"/>
-                <w:i/>
-                <w:iCs/>
-                <w:color w:val="7A847E"/>
-                <w:sz w:val="18"/>
-                <w:szCs w:val="18"/>
-              </w:rPr>
-              <w:t xml:space="preserve">[Regra proposta]</w:t>
+            <w:tcW w:type="dxa" w:w="1700"/>
+            <w:tcBorders>
+              <w:top w:val="single" w:color="D5DDD8" w:sz="4"/>
+              <w:left w:val="single" w:color="D5DDD8" w:sz="4"/>
+              <w:bottom w:val="single" w:color="D5DDD8" w:sz="4"/>
+              <w:right w:val="single" w:color="D5DDD8" w:sz="4"/>
+            </w:tcBorders>
+            <w:tcMar>
+              <w:top w:type="dxa" w:w="60"/>
+              <w:left w:type="dxa" w:w="100"/>
+              <w:bottom w:type="dxa" w:w="60"/>
+              <w:right w:type="dxa" w:w="100"/>
+            </w:tcMar>
+          </w:tcPr>
+          <w:p>
+            <w:r>
+              <w:rPr>
+                <w:rFonts w:ascii="Arial" w:cs="Arial" w:eastAsia="Arial" w:hAnsi="Arial"/>
+                <w:i/>
+                <w:iCs/>
+                <w:color w:val="7A847E"/>
+                <w:sz w:val="18"/>
+                <w:szCs w:val="18"/>
+              </w:rPr>
+              <w:t xml:space="preserve">[2 · Art. __]</w:t>
+            </w:r>
+          </w:p>
+        </w:tc>
+        <w:tc>
+          <w:tcPr>
+            <w:tcW w:type="dxa" w:w="3000"/>
+            <w:tcBorders>
+              <w:top w:val="single" w:color="D5DDD8" w:sz="4"/>
+              <w:left w:val="single" w:color="D5DDD8" w:sz="4"/>
+              <w:bottom w:val="single" w:color="D5DDD8" w:sz="4"/>
+              <w:right w:val="single" w:color="D5DDD8" w:sz="4"/>
+            </w:tcBorders>
+            <w:tcMar>
+              <w:top w:type="dxa" w:w="60"/>
+              <w:left w:type="dxa" w:w="100"/>
+              <w:bottom w:type="dxa" w:w="60"/>
+              <w:right w:type="dxa" w:w="100"/>
+            </w:tcMar>
+          </w:tcPr>
+          <w:p>
+            <w:r>
+              <w:rPr>
+                <w:rFonts w:ascii="Arial" w:cs="Arial" w:eastAsia="Arial" w:hAnsi="Arial"/>
+                <w:i/>
+                <w:iCs/>
+                <w:color w:val="7A847E"/>
+                <w:sz w:val="18"/>
+                <w:szCs w:val="18"/>
+              </w:rPr>
+              <w:t xml:space="preserve">[Como é hoje]</w:t>
+            </w:r>
+          </w:p>
+        </w:tc>
+        <w:tc>
+          <w:tcPr>
+            <w:tcW w:type="dxa" w:w="3000"/>
+            <w:tcBorders>
+              <w:top w:val="single" w:color="D5DDD8" w:sz="4"/>
+              <w:left w:val="single" w:color="D5DDD8" w:sz="4"/>
+              <w:bottom w:val="single" w:color="D5DDD8" w:sz="4"/>
+              <w:right w:val="single" w:color="D5DDD8" w:sz="4"/>
+            </w:tcBorders>
+            <w:tcMar>
+              <w:top w:type="dxa" w:w="60"/>
+              <w:left w:type="dxa" w:w="100"/>
+              <w:bottom w:type="dxa" w:w="60"/>
+              <w:right w:type="dxa" w:w="100"/>
+            </w:tcMar>
+          </w:tcPr>
+          <w:p>
+            <w:r>
+              <w:rPr>
+                <w:rFonts w:ascii="Arial" w:cs="Arial" w:eastAsia="Arial" w:hAnsi="Arial"/>
+                <w:i/>
+                <w:iCs/>
+                <w:color w:val="7A847E"/>
+                <w:sz w:val="18"/>
+                <w:szCs w:val="18"/>
+              </w:rPr>
+              <w:t xml:space="preserve">[Como fica]</w:t>
+            </w:r>
+          </w:p>
+        </w:tc>
+        <w:tc>
+          <w:tcPr>
+            <w:tcW w:type="dxa" w:w="1326"/>
+            <w:tcBorders>
+              <w:top w:val="single" w:color="D5DDD8" w:sz="4"/>
+              <w:left w:val="single" w:color="D5DDD8" w:sz="4"/>
+              <w:bottom w:val="single" w:color="D5DDD8" w:sz="4"/>
+              <w:right w:val="single" w:color="D5DDD8" w:sz="4"/>
+            </w:tcBorders>
+            <w:tcMar>
+              <w:top w:type="dxa" w:w="60"/>
+              <w:left w:type="dxa" w:w="100"/>
+              <w:bottom w:type="dxa" w:w="60"/>
+              <w:right w:type="dxa" w:w="100"/>
+            </w:tcMar>
+          </w:tcPr>
+          <w:p>
+            <w:r>
+              <w:rPr>
+                <w:rFonts w:ascii="Arial" w:cs="Arial" w:eastAsia="Arial" w:hAnsi="Arial"/>
+                <w:i/>
+                <w:iCs/>
+                <w:color w:val="7A847E"/>
+                <w:sz w:val="18"/>
+                <w:szCs w:val="18"/>
+              </w:rPr>
+              <w:t xml:space="preserve">[↑ ↓ =]</w:t>
+            </w:r>
+          </w:p>
+        </w:tc>
+      </w:tr>
+      <w:tr>
+        <w:trPr>
+          <w:tblHeader w:val="false"/>
+        </w:trPr>
+        <w:tc>
+          <w:tcPr>
+            <w:tcW w:type="dxa" w:w="1700"/>
+            <w:tcBorders>
+              <w:top w:val="single" w:color="D5DDD8" w:sz="4"/>
+              <w:left w:val="single" w:color="D5DDD8" w:sz="4"/>
+              <w:bottom w:val="single" w:color="D5DDD8" w:sz="4"/>
+              <w:right w:val="single" w:color="D5DDD8" w:sz="4"/>
+            </w:tcBorders>
+            <w:tcMar>
+              <w:top w:type="dxa" w:w="60"/>
+              <w:left w:type="dxa" w:w="100"/>
+              <w:bottom w:type="dxa" w:w="60"/>
+              <w:right w:type="dxa" w:w="100"/>
+            </w:tcMar>
+          </w:tcPr>
+          <w:p>
+            <w:r>
+              <w:rPr>
+                <w:rFonts w:ascii="Arial" w:cs="Arial" w:eastAsia="Arial" w:hAnsi="Arial"/>
+                <w:i/>
+                <w:iCs/>
+                <w:color w:val="7A847E"/>
+                <w:sz w:val="18"/>
+                <w:szCs w:val="18"/>
+              </w:rPr>
+              <w:t xml:space="preserve">[3 · Art. __]</w:t>
+            </w:r>
+          </w:p>
+        </w:tc>
+        <w:tc>
+          <w:tcPr>
+            <w:tcW w:type="dxa" w:w="3000"/>
+            <w:tcBorders>
+              <w:top w:val="single" w:color="D5DDD8" w:sz="4"/>
+              <w:left w:val="single" w:color="D5DDD8" w:sz="4"/>
+              <w:bottom w:val="single" w:color="D5DDD8" w:sz="4"/>
+              <w:right w:val="single" w:color="D5DDD8" w:sz="4"/>
+            </w:tcBorders>
+            <w:tcMar>
+              <w:top w:type="dxa" w:w="60"/>
+              <w:left w:type="dxa" w:w="100"/>
+              <w:bottom w:type="dxa" w:w="60"/>
+              <w:right w:type="dxa" w:w="100"/>
+            </w:tcMar>
+          </w:tcPr>
+          <w:p>
+            <w:r>
+              <w:rPr>
+                <w:rFonts w:ascii="Arial" w:cs="Arial" w:eastAsia="Arial" w:hAnsi="Arial"/>
+                <w:i/>
+                <w:iCs/>
+                <w:color w:val="7A847E"/>
+                <w:sz w:val="18"/>
+                <w:szCs w:val="18"/>
+              </w:rPr>
+              <w:t xml:space="preserve">[Como é hoje]</w:t>
+            </w:r>
+          </w:p>
+        </w:tc>
+        <w:tc>
+          <w:tcPr>
+            <w:tcW w:type="dxa" w:w="3000"/>
+            <w:tcBorders>
+              <w:top w:val="single" w:color="D5DDD8" w:sz="4"/>
+              <w:left w:val="single" w:color="D5DDD8" w:sz="4"/>
+              <w:bottom w:val="single" w:color="D5DDD8" w:sz="4"/>
+              <w:right w:val="single" w:color="D5DDD8" w:sz="4"/>
+            </w:tcBorders>
+            <w:tcMar>
+              <w:top w:type="dxa" w:w="60"/>
+              <w:left w:type="dxa" w:w="100"/>
+              <w:bottom w:type="dxa" w:w="60"/>
+              <w:right w:type="dxa" w:w="100"/>
+            </w:tcMar>
+          </w:tcPr>
+          <w:p>
+            <w:r>
+              <w:rPr>
+                <w:rFonts w:ascii="Arial" w:cs="Arial" w:eastAsia="Arial" w:hAnsi="Arial"/>
+                <w:i/>
+                <w:iCs/>
+                <w:color w:val="7A847E"/>
+                <w:sz w:val="18"/>
+                <w:szCs w:val="18"/>
+              </w:rPr>
+              <w:t xml:space="preserve">[Como fica]</w:t>
+            </w:r>
+          </w:p>
+        </w:tc>
+        <w:tc>
+          <w:tcPr>
+            <w:tcW w:type="dxa" w:w="1326"/>
+            <w:tcBorders>
+              <w:top w:val="single" w:color="D5DDD8" w:sz="4"/>
+              <w:left w:val="single" w:color="D5DDD8" w:sz="4"/>
+              <w:bottom w:val="single" w:color="D5DDD8" w:sz="4"/>
+              <w:right w:val="single" w:color="D5DDD8" w:sz="4"/>
+            </w:tcBorders>
+            <w:tcMar>
+              <w:top w:type="dxa" w:w="60"/>
+              <w:left w:type="dxa" w:w="100"/>
+              <w:bottom w:type="dxa" w:w="60"/>
+              <w:right w:type="dxa" w:w="100"/>
+            </w:tcMar>
+          </w:tcPr>
+          <w:p>
+            <w:r>
+              <w:rPr>
+                <w:rFonts w:ascii="Arial" w:cs="Arial" w:eastAsia="Arial" w:hAnsi="Arial"/>
+                <w:i/>
+                <w:iCs/>
+                <w:color w:val="7A847E"/>
+                <w:sz w:val="18"/>
+                <w:szCs w:val="18"/>
+              </w:rPr>
+              <w:t xml:space="preserve">[↑ ↓ =]</w:t>
             </w:r>
           </w:p>
         </w:tc>
       </w:tr>
     </w:tbl>
+    <w:p>
+      <w:pPr>
+        <w:spacing w:before="80"/>
+      </w:pPr>
+      <w:r>
+        <w:rPr>
+          <w:rFonts w:ascii="Arial" w:cs="Arial" w:eastAsia="Arial" w:hAnsi="Arial"/>
+          <w:b/>
+          <w:bCs/>
+          <w:sz w:val="18"/>
+          <w:szCs w:val="18"/>
+        </w:rPr>
+        <w:t xml:space="preserve">Efeito na proteção ambiental: </w:t>
+      </w:r>
+      <w:r>
+        <w:rPr>
+          <w:rFonts w:ascii="Arial" w:cs="Arial" w:eastAsia="Arial" w:hAnsi="Arial"/>
+          <w:sz w:val="18"/>
+          <w:szCs w:val="18"/>
+        </w:rPr>
+        <w:t xml:space="preserve">↑ amplia · ↓ reduz · = sem efeito direto.</w:t>
+      </w:r>
+    </w:p>
+    <w:p>
+      <w:pPr>
+        <w:pStyle w:val="Heading2"/>
+        <w:spacing w:after="40" w:before="120"/>
+      </w:pPr>
+      <w:r>
+        <w:rPr>
+          <w:rFonts w:ascii="Arial" w:cs="Arial" w:eastAsia="Arial" w:hAnsi="Arial"/>
+          <w:b/>
+          <w:bCs/>
+          <w:color w:val="4B4B4B"/>
+          <w:sz w:val="21"/>
+          <w:szCs w:val="21"/>
+        </w:rPr>
+        <w:t xml:space="preserve">4.2 Leitura do cotejo</w:t>
+      </w:r>
+    </w:p>
+    <w:p>
+      <w:pPr>
+        <w:spacing w:after="60"/>
+      </w:pPr>
+      <w:r>
+        <w:rPr>
+          <w:rFonts w:ascii="Arial" w:cs="Arial" w:eastAsia="Arial" w:hAnsi="Arial"/>
+          <w:i/>
+          <w:iCs/>
+          <w:color w:val="7A847E"/>
+          <w:sz w:val="18"/>
+          <w:szCs w:val="18"/>
+        </w:rPr>
+        <w:t xml:space="preserve">O que o conjunto das mudanças produz: o sentido geral, as mudanças que dependem umas das outras e o que o texto não diz (omissões, conceitos indeterminados, delegação a regulamento).</w:t>
+      </w:r>
+    </w:p>
+    <w:p>
+      <w:pPr>
+        <w:spacing w:after="80" w:line="276"/>
+      </w:pPr>
+      <w:r>
+        <w:rPr>
+          <w:rFonts w:ascii="Arial" w:cs="Arial" w:eastAsia="Arial" w:hAnsi="Arial"/>
+          <w:color w:val="4B4B4B"/>
+          <w:sz w:val="21"/>
+          <w:szCs w:val="21"/>
+        </w:rPr>
+        <w:t xml:space="preserve">[Escreva aqui]</w:t>
+      </w:r>
+    </w:p>
     <w:p>
       <w:pPr>
         <w:pStyle w:val="Heading1"/>
@@ -1175,7 +1729,7 @@
           <w:sz w:val="24"/>
           <w:szCs w:val="24"/>
         </w:rPr>
-        <w:t xml:space="preserve">3. Exposição do problema</w:t>
+        <w:t xml:space="preserve">5. Exposição do problema</w:t>
       </w:r>
     </w:p>
     <w:p>
@@ -1208,7 +1762,7 @@
           <w:sz w:val="21"/>
           <w:szCs w:val="21"/>
         </w:rPr>
-        <w:t xml:space="preserve">3.1 Problema declarado</w:t>
+        <w:t xml:space="preserve">5.1 Problema declarado</w:t>
       </w:r>
     </w:p>
     <w:p>
@@ -1255,7 +1809,7 @@
           <w:sz w:val="21"/>
           <w:szCs w:val="21"/>
         </w:rPr>
-        <w:t xml:space="preserve">3.2 Problema identificado</w:t>
+        <w:t xml:space="preserve">5.2 Problema identificado</w:t>
       </w:r>
     </w:p>
     <w:p>
@@ -1302,7 +1856,7 @@
           <w:sz w:val="21"/>
           <w:szCs w:val="21"/>
         </w:rPr>
-        <w:t xml:space="preserve">3.3 Evidências</w:t>
+        <w:t xml:space="preserve">5.3 Evidências</w:t>
       </w:r>
     </w:p>
     <w:p>
@@ -1644,7 +2198,7 @@
           <w:sz w:val="24"/>
           <w:szCs w:val="24"/>
         </w:rPr>
-        <w:t xml:space="preserve">4. Hipótese</w:t>
+        <w:t xml:space="preserve">6. Hipótese</w:t>
       </w:r>
     </w:p>
     <w:p>
@@ -1710,7 +2264,7 @@
           <w:sz w:val="24"/>
           <w:szCs w:val="24"/>
         </w:rPr>
-        <w:t xml:space="preserve">5. Impactos potenciais</w:t>
+        <w:t xml:space="preserve">7. Impactos potenciais</w:t>
       </w:r>
     </w:p>
     <w:p>
@@ -1743,7 +2297,7 @@
           <w:sz w:val="21"/>
           <w:szCs w:val="21"/>
         </w:rPr>
-        <w:t xml:space="preserve">5.1 Por dimensão</w:t>
+        <w:t xml:space="preserve">7.1 Por dimensão</w:t>
       </w:r>
     </w:p>
     <w:tbl>
@@ -2712,7 +3266,7 @@
           <w:sz w:val="21"/>
           <w:szCs w:val="21"/>
         </w:rPr>
-        <w:t xml:space="preserve">5.2 Compatibilidade jurídica</w:t>
+        <w:t xml:space="preserve">7.2 Compatibilidade jurídica</w:t>
       </w:r>
     </w:p>
     <w:p>
@@ -2762,7 +3316,7 @@
           <w:sz w:val="24"/>
           <w:szCs w:val="24"/>
         </w:rPr>
-        <w:t xml:space="preserve">6. Análise de cenários</w:t>
+        <w:t xml:space="preserve">8. Análise de cenários</w:t>
       </w:r>
     </w:p>
     <w:p>
@@ -3199,7 +3753,7 @@
           <w:sz w:val="24"/>
           <w:szCs w:val="24"/>
         </w:rPr>
-        <w:t xml:space="preserve">7. Soluções potenciais</w:t>
+        <w:t xml:space="preserve">9. Soluções potenciais</w:t>
       </w:r>
     </w:p>
     <w:p>
@@ -3633,7 +4187,7 @@
           <w:sz w:val="24"/>
           <w:szCs w:val="24"/>
         </w:rPr>
-        <w:t xml:space="preserve">8. Casos de referência</w:t>
+        <w:t xml:space="preserve">10. Casos de referência</w:t>
       </w:r>
     </w:p>
     <w:p>
@@ -4067,7 +4621,7 @@
           <w:sz w:val="24"/>
           <w:szCs w:val="24"/>
         </w:rPr>
-        <w:t xml:space="preserve">9. Conclusão e recomendações</w:t>
+        <w:t xml:space="preserve">11. Conclusão e recomendações</w:t>
       </w:r>
     </w:p>
     <w:p>
@@ -4187,7 +4741,7 @@
           <w:sz w:val="24"/>
           <w:szCs w:val="24"/>
         </w:rPr>
-        <w:t xml:space="preserve">10. Referências e limitações</w:t>
+        <w:t xml:space="preserve">12. Referências e limitações</w:t>
       </w:r>
     </w:p>
     <w:p>
@@ -4258,11 +4812,98 @@
         <w:t xml:space="preserve">Esta nota técnica foi escrita e é assinada pelo autor indicado, que responde pelo conteúdo. Expressa análise técnica independente e não substitui orientação jurídica para casos concretos.</w:t>
       </w:r>
     </w:p>
+    <w:p>
+      <w:r>
+        <w:br w:type="page"/>
+      </w:r>
+    </w:p>
+    <w:p>
+      <w:pPr>
+        <w:pStyle w:val="Heading1"/>
+        <w:pBdr>
+          <w:bottom w:val="single" w:color="D5DDD8" w:sz="4" w:space="2"/>
+        </w:pBdr>
+        <w:spacing w:after="80" w:before="220"/>
+      </w:pPr>
+      <w:r>
+        <w:rPr>
+          <w:rFonts w:ascii="Arial" w:cs="Arial" w:eastAsia="Arial" w:hAnsi="Arial"/>
+          <w:b/>
+          <w:bCs/>
+          <w:color w:val="23864F"/>
+          <w:sz w:val="24"/>
+          <w:szCs w:val="24"/>
+        </w:rPr>
+        <w:t xml:space="preserve">Anexo I. Íntegra do texto base</w:t>
+      </w:r>
+    </w:p>
+    <w:p>
+      <w:pPr>
+        <w:spacing w:after="60"/>
+      </w:pPr>
+      <w:r>
+        <w:rPr>
+          <w:rFonts w:ascii="Arial" w:cs="Arial" w:eastAsia="Arial" w:hAnsi="Arial"/>
+          <w:i/>
+          <w:iCs/>
+          <w:color w:val="7A847E"/>
+          <w:sz w:val="18"/>
+          <w:szCs w:val="18"/>
+        </w:rPr>
+        <w:t xml:space="preserve">Transcrição literal do arquivo oficial da versão analisada, com a justificação do autor. Não conta nas 3 páginas. Indique a fonte e a data de acesso.</w:t>
+      </w:r>
+    </w:p>
+    <w:p>
+      <w:pPr>
+        <w:spacing w:after="80" w:line="276"/>
+      </w:pPr>
+      <w:r>
+        <w:rPr>
+          <w:rFonts w:ascii="Arial" w:cs="Arial" w:eastAsia="Arial" w:hAnsi="Arial"/>
+          <w:b/>
+          <w:bCs/>
+          <w:sz w:val="18"/>
+          <w:szCs w:val="18"/>
+        </w:rPr>
+        <w:t xml:space="preserve">Fonte: </w:t>
+      </w:r>
+      <w:r>
+        <w:rPr>
+          <w:rFonts w:ascii="Arial" w:cs="Arial" w:eastAsia="Arial" w:hAnsi="Arial"/>
+          <w:i/>
+          <w:iCs/>
+          <w:color w:val="7A847E"/>
+          <w:sz w:val="18"/>
+          <w:szCs w:val="18"/>
+        </w:rPr>
+        <w:t xml:space="preserve">[endereço oficial] · [versão e data] · acesso em [data]</w:t>
+      </w:r>
+    </w:p>
+    <w:p>
+      <w:pPr>
+        <w:pBdr>
+          <w:left w:val="single" w:color="D5DDD8" w:sz="8" w:space="8"/>
+        </w:pBdr>
+        <w:spacing w:after="80" w:line="276"/>
+        <w:ind w:left="360"/>
+      </w:pPr>
+      <w:r>
+        <w:rPr>
+          <w:rFonts w:ascii="Times New Roman" w:cs="Times New Roman" w:eastAsia="Times New Roman" w:hAnsi="Times New Roman"/>
+          <w:i/>
+          <w:iCs/>
+          <w:color w:val="7A847E"/>
+          <w:sz w:val="21"/>
+          <w:szCs w:val="21"/>
+        </w:rPr>
+        <w:t xml:space="preserve">[Íntegra do texto]</w:t>
+      </w:r>
+    </w:p>
     <w:sectPr>
       <w:headerReference w:type="default" r:id="rId7"/>
       <w:footerReference w:type="default" r:id="rId8"/>
       <w:pgSz w:w="11906" w:h="16838" w:orient="portrait"/>
-      <w:pgMar w:top="1300" w:right="1440" w:bottom="1200" w:left="1440" w:header="708" w:footer="708" w:gutter="0"/>
+      <w:pgMar w:top="1300" w:right="1440" w:bottom="1700" w:left="1440" w:header="708" w:footer="1150" w:gutter="0"/>
       <w:pgNumType/>
       <w:docGrid w:linePitch="360"/>
     </w:sectPr>

--- a/docs/modelos/modelo-nota-tecnica.docx
+++ b/docs/modelos/modelo-nota-tecnica.docx
@@ -47,7 +47,7 @@
           <w:sz w:val="18"/>
           <w:szCs w:val="18"/>
         </w:rPr>
-        <w:t xml:space="preserve">Modelo padrão. Alvo: 3 páginas (cerca de 1.500 palavras), sem contar o Anexo I. Apague as orientações em cinza e itálico ao preencher. A ordem das partes é sempre a mesma, para que as notas possam ser comparadas entre si.</w:t>
+        <w:t xml:space="preserve">Modelo padrão. Alvo: 3 páginas de análise (partes 2 a 12, cerca de 1.500 palavras); a ficha, o texto base (parte 1) e o Anexo I são transcrição e não contam. Apague as orientações em cinza e itálico ao preencher. A ordem das partes é sempre a mesma, para que as notas possam ser comparadas entre si.</w:t>
       </w:r>
     </w:p>
     <w:p>
@@ -870,6 +870,345 @@
         <w:t xml:space="preserve">[§ __. Redação literal.]</w:t>
       </w:r>
     </w:p>
+    <w:p>
+      <w:pPr>
+        <w:pStyle w:val="Heading2"/>
+        <w:spacing w:after="40" w:before="120"/>
+      </w:pPr>
+      <w:r>
+        <w:rPr>
+          <w:rFonts w:ascii="Arial" w:cs="Arial" w:eastAsia="Arial" w:hAnsi="Arial"/>
+          <w:b/>
+          <w:bCs/>
+          <w:color w:val="4B4B4B"/>
+          <w:sz w:val="21"/>
+          <w:szCs w:val="21"/>
+        </w:rPr>
+        <w:t xml:space="preserve">1.3 Texto normativo alterado: como é hoje × como fica</w:t>
+      </w:r>
+    </w:p>
+    <w:p>
+      <w:pPr>
+        <w:spacing w:after="60"/>
+      </w:pPr>
+      <w:r>
+        <w:rPr>
+          <w:rFonts w:ascii="Arial" w:cs="Arial" w:eastAsia="Arial" w:hAnsi="Arial"/>
+          <w:i/>
+          <w:iCs/>
+          <w:color w:val="7A847E"/>
+          <w:sz w:val="18"/>
+          <w:szCs w:val="18"/>
+        </w:rPr>
+        <w:t xml:space="preserve">Só quando a proposta altera lei existente. Redação vigente (texto compilado da lei) ao lado da redação proposta, as duas literais. O site monta este quadro sozinho (normas.leg.br); copie de lá. Análise nenhuma aqui: ela vem na parte 4.</w:t>
+      </w:r>
+    </w:p>
+    <w:tbl>
+      <w:tblPr>
+        <w:tblW w:type="dxa" w:w="9026"/>
+        <w:tblBorders>
+          <w:top w:val="single" w:color="auto" w:sz="4"/>
+          <w:left w:val="single" w:color="auto" w:sz="4"/>
+          <w:bottom w:val="single" w:color="auto" w:sz="4"/>
+          <w:right w:val="single" w:color="auto" w:sz="4"/>
+          <w:insideH w:val="single" w:color="auto" w:sz="4"/>
+          <w:insideV w:val="single" w:color="auto" w:sz="4"/>
+        </w:tblBorders>
+      </w:tblPr>
+      <w:tblGrid>
+        <w:gridCol w:w="1700"/>
+        <w:gridCol w:w="3663"/>
+        <w:gridCol w:w="3663"/>
+      </w:tblGrid>
+      <w:tr>
+        <w:trPr>
+          <w:tblHeader/>
+        </w:trPr>
+        <w:tc>
+          <w:tcPr>
+            <w:tcW w:type="dxa" w:w="1700"/>
+            <w:tcBorders>
+              <w:top w:val="single" w:color="D5DDD8" w:sz="4"/>
+              <w:left w:val="single" w:color="D5DDD8" w:sz="4"/>
+              <w:bottom w:val="single" w:color="D5DDD8" w:sz="4"/>
+              <w:right w:val="single" w:color="D5DDD8" w:sz="4"/>
+            </w:tcBorders>
+            <w:shd w:fill="EEF6F1" w:color="auto" w:val="clear"/>
+            <w:tcMar>
+              <w:top w:type="dxa" w:w="60"/>
+              <w:left w:type="dxa" w:w="100"/>
+              <w:bottom w:type="dxa" w:w="60"/>
+              <w:right w:type="dxa" w:w="100"/>
+            </w:tcMar>
+          </w:tcPr>
+          <w:p>
+            <w:r>
+              <w:rPr>
+                <w:rFonts w:ascii="Arial" w:cs="Arial" w:eastAsia="Arial" w:hAnsi="Arial"/>
+                <w:b/>
+                <w:bCs/>
+                <w:color w:val="23864F"/>
+                <w:sz w:val="18"/>
+                <w:szCs w:val="18"/>
+              </w:rPr>
+              <w:t xml:space="preserve">Dispositivo</w:t>
+            </w:r>
+          </w:p>
+        </w:tc>
+        <w:tc>
+          <w:tcPr>
+            <w:tcW w:type="dxa" w:w="3663"/>
+            <w:tcBorders>
+              <w:top w:val="single" w:color="D5DDD8" w:sz="4"/>
+              <w:left w:val="single" w:color="D5DDD8" w:sz="4"/>
+              <w:bottom w:val="single" w:color="D5DDD8" w:sz="4"/>
+              <w:right w:val="single" w:color="D5DDD8" w:sz="4"/>
+            </w:tcBorders>
+            <w:shd w:fill="EEF6F1" w:color="auto" w:val="clear"/>
+            <w:tcMar>
+              <w:top w:type="dxa" w:w="60"/>
+              <w:left w:type="dxa" w:w="100"/>
+              <w:bottom w:type="dxa" w:w="60"/>
+              <w:right w:type="dxa" w:w="100"/>
+            </w:tcMar>
+          </w:tcPr>
+          <w:p>
+            <w:r>
+              <w:rPr>
+                <w:rFonts w:ascii="Arial" w:cs="Arial" w:eastAsia="Arial" w:hAnsi="Arial"/>
+                <w:b/>
+                <w:bCs/>
+                <w:color w:val="23864F"/>
+                <w:sz w:val="18"/>
+                <w:szCs w:val="18"/>
+              </w:rPr>
+              <w:t xml:space="preserve">Como é hoje (redação vigente)</w:t>
+            </w:r>
+          </w:p>
+        </w:tc>
+        <w:tc>
+          <w:tcPr>
+            <w:tcW w:type="dxa" w:w="3663"/>
+            <w:tcBorders>
+              <w:top w:val="single" w:color="D5DDD8" w:sz="4"/>
+              <w:left w:val="single" w:color="D5DDD8" w:sz="4"/>
+              <w:bottom w:val="single" w:color="D5DDD8" w:sz="4"/>
+              <w:right w:val="single" w:color="D5DDD8" w:sz="4"/>
+            </w:tcBorders>
+            <w:shd w:fill="EEF6F1" w:color="auto" w:val="clear"/>
+            <w:tcMar>
+              <w:top w:type="dxa" w:w="60"/>
+              <w:left w:type="dxa" w:w="100"/>
+              <w:bottom w:type="dxa" w:w="60"/>
+              <w:right w:type="dxa" w:w="100"/>
+            </w:tcMar>
+          </w:tcPr>
+          <w:p>
+            <w:r>
+              <w:rPr>
+                <w:rFonts w:ascii="Arial" w:cs="Arial" w:eastAsia="Arial" w:hAnsi="Arial"/>
+                <w:b/>
+                <w:bCs/>
+                <w:color w:val="23864F"/>
+                <w:sz w:val="18"/>
+                <w:szCs w:val="18"/>
+              </w:rPr>
+              <w:t xml:space="preserve">Como fica (redação proposta)</w:t>
+            </w:r>
+          </w:p>
+        </w:tc>
+      </w:tr>
+      <w:tr>
+        <w:trPr>
+          <w:tblHeader w:val="false"/>
+        </w:trPr>
+        <w:tc>
+          <w:tcPr>
+            <w:tcW w:type="dxa" w:w="1700"/>
+            <w:tcBorders>
+              <w:top w:val="single" w:color="D5DDD8" w:sz="4"/>
+              <w:left w:val="single" w:color="D5DDD8" w:sz="4"/>
+              <w:bottom w:val="single" w:color="D5DDD8" w:sz="4"/>
+              <w:right w:val="single" w:color="D5DDD8" w:sz="4"/>
+            </w:tcBorders>
+            <w:tcMar>
+              <w:top w:type="dxa" w:w="60"/>
+              <w:left w:type="dxa" w:w="100"/>
+              <w:bottom w:type="dxa" w:w="60"/>
+              <w:right w:type="dxa" w:w="100"/>
+            </w:tcMar>
+          </w:tcPr>
+          <w:p>
+            <w:r>
+              <w:rPr>
+                <w:rFonts w:ascii="Arial" w:cs="Arial" w:eastAsia="Arial" w:hAnsi="Arial"/>
+                <w:i/>
+                <w:iCs/>
+                <w:color w:val="7A847E"/>
+                <w:sz w:val="18"/>
+                <w:szCs w:val="18"/>
+              </w:rPr>
+              <w:t xml:space="preserve">[Lei X, art. __]</w:t>
+            </w:r>
+          </w:p>
+        </w:tc>
+        <w:tc>
+          <w:tcPr>
+            <w:tcW w:type="dxa" w:w="3663"/>
+            <w:tcBorders>
+              <w:top w:val="single" w:color="D5DDD8" w:sz="4"/>
+              <w:left w:val="single" w:color="D5DDD8" w:sz="4"/>
+              <w:bottom w:val="single" w:color="D5DDD8" w:sz="4"/>
+              <w:right w:val="single" w:color="D5DDD8" w:sz="4"/>
+            </w:tcBorders>
+            <w:tcMar>
+              <w:top w:type="dxa" w:w="60"/>
+              <w:left w:type="dxa" w:w="100"/>
+              <w:bottom w:type="dxa" w:w="60"/>
+              <w:right w:type="dxa" w:w="100"/>
+            </w:tcMar>
+          </w:tcPr>
+          <w:p>
+            <w:r>
+              <w:rPr>
+                <w:rFonts w:ascii="Arial" w:cs="Arial" w:eastAsia="Arial" w:hAnsi="Arial"/>
+                <w:i/>
+                <w:iCs/>
+                <w:color w:val="7A847E"/>
+                <w:sz w:val="18"/>
+                <w:szCs w:val="18"/>
+              </w:rPr>
+              <w:t xml:space="preserve">[Redação vigente, literal]</w:t>
+            </w:r>
+          </w:p>
+        </w:tc>
+        <w:tc>
+          <w:tcPr>
+            <w:tcW w:type="dxa" w:w="3663"/>
+            <w:tcBorders>
+              <w:top w:val="single" w:color="D5DDD8" w:sz="4"/>
+              <w:left w:val="single" w:color="D5DDD8" w:sz="4"/>
+              <w:bottom w:val="single" w:color="D5DDD8" w:sz="4"/>
+              <w:right w:val="single" w:color="D5DDD8" w:sz="4"/>
+            </w:tcBorders>
+            <w:tcMar>
+              <w:top w:type="dxa" w:w="60"/>
+              <w:left w:type="dxa" w:w="100"/>
+              <w:bottom w:type="dxa" w:w="60"/>
+              <w:right w:type="dxa" w:w="100"/>
+            </w:tcMar>
+          </w:tcPr>
+          <w:p>
+            <w:r>
+              <w:rPr>
+                <w:rFonts w:ascii="Arial" w:cs="Arial" w:eastAsia="Arial" w:hAnsi="Arial"/>
+                <w:i/>
+                <w:iCs/>
+                <w:color w:val="7A847E"/>
+                <w:sz w:val="18"/>
+                <w:szCs w:val="18"/>
+              </w:rPr>
+              <w:t xml:space="preserve">[Redação proposta, literal]</w:t>
+            </w:r>
+          </w:p>
+        </w:tc>
+      </w:tr>
+      <w:tr>
+        <w:trPr>
+          <w:tblHeader w:val="false"/>
+        </w:trPr>
+        <w:tc>
+          <w:tcPr>
+            <w:tcW w:type="dxa" w:w="1700"/>
+            <w:tcBorders>
+              <w:top w:val="single" w:color="D5DDD8" w:sz="4"/>
+              <w:left w:val="single" w:color="D5DDD8" w:sz="4"/>
+              <w:bottom w:val="single" w:color="D5DDD8" w:sz="4"/>
+              <w:right w:val="single" w:color="D5DDD8" w:sz="4"/>
+            </w:tcBorders>
+            <w:tcMar>
+              <w:top w:type="dxa" w:w="60"/>
+              <w:left w:type="dxa" w:w="100"/>
+              <w:bottom w:type="dxa" w:w="60"/>
+              <w:right w:type="dxa" w:w="100"/>
+            </w:tcMar>
+          </w:tcPr>
+          <w:p>
+            <w:r>
+              <w:rPr>
+                <w:rFonts w:ascii="Arial" w:cs="Arial" w:eastAsia="Arial" w:hAnsi="Arial"/>
+                <w:i/>
+                <w:iCs/>
+                <w:color w:val="7A847E"/>
+                <w:sz w:val="18"/>
+                <w:szCs w:val="18"/>
+              </w:rPr>
+              <w:t xml:space="preserve">[Lei X, art. __-A]</w:t>
+            </w:r>
+          </w:p>
+        </w:tc>
+        <w:tc>
+          <w:tcPr>
+            <w:tcW w:type="dxa" w:w="3663"/>
+            <w:tcBorders>
+              <w:top w:val="single" w:color="D5DDD8" w:sz="4"/>
+              <w:left w:val="single" w:color="D5DDD8" w:sz="4"/>
+              <w:bottom w:val="single" w:color="D5DDD8" w:sz="4"/>
+              <w:right w:val="single" w:color="D5DDD8" w:sz="4"/>
+            </w:tcBorders>
+            <w:tcMar>
+              <w:top w:type="dxa" w:w="60"/>
+              <w:left w:type="dxa" w:w="100"/>
+              <w:bottom w:type="dxa" w:w="60"/>
+              <w:right w:type="dxa" w:w="100"/>
+            </w:tcMar>
+          </w:tcPr>
+          <w:p>
+            <w:r>
+              <w:rPr>
+                <w:rFonts w:ascii="Arial" w:cs="Arial" w:eastAsia="Arial" w:hAnsi="Arial"/>
+                <w:i/>
+                <w:iCs/>
+                <w:color w:val="7A847E"/>
+                <w:sz w:val="18"/>
+                <w:szCs w:val="18"/>
+              </w:rPr>
+              <w:t xml:space="preserve">[Dispositivo novo: não há redação vigente]</w:t>
+            </w:r>
+          </w:p>
+        </w:tc>
+        <w:tc>
+          <w:tcPr>
+            <w:tcW w:type="dxa" w:w="3663"/>
+            <w:tcBorders>
+              <w:top w:val="single" w:color="D5DDD8" w:sz="4"/>
+              <w:left w:val="single" w:color="D5DDD8" w:sz="4"/>
+              <w:bottom w:val="single" w:color="D5DDD8" w:sz="4"/>
+              <w:right w:val="single" w:color="D5DDD8" w:sz="4"/>
+            </w:tcBorders>
+            <w:tcMar>
+              <w:top w:type="dxa" w:w="60"/>
+              <w:left w:type="dxa" w:w="100"/>
+              <w:bottom w:type="dxa" w:w="60"/>
+              <w:right w:type="dxa" w:w="100"/>
+            </w:tcMar>
+          </w:tcPr>
+          <w:p>
+            <w:r>
+              <w:rPr>
+                <w:rFonts w:ascii="Arial" w:cs="Arial" w:eastAsia="Arial" w:hAnsi="Arial"/>
+                <w:i/>
+                <w:iCs/>
+                <w:color w:val="7A847E"/>
+                <w:sz w:val="18"/>
+                <w:szCs w:val="18"/>
+              </w:rPr>
+              <w:t xml:space="preserve">[Redação proposta, literal]</w:t>
+            </w:r>
+          </w:p>
+        </w:tc>
+      </w:tr>
+    </w:tbl>
     <w:p>
       <w:pPr>
         <w:pStyle w:val="Heading1"/>

--- a/docs/modelos/modelo-nota-tecnica.docx
+++ b/docs/modelos/modelo-nota-tecnica.docx
@@ -1422,7 +1422,7 @@
           <w:sz w:val="18"/>
           <w:szCs w:val="18"/>
         </w:rPr>
-        <w:t xml:space="preserve">A análise do cotejo fica aqui, no parecer. O quadro comparativo (documento à parte) traz só a transcrição dos textos, artigo por artigo, sem comentário.</w:t>
+        <w:t xml:space="preserve">A leitura do cotejo fica aqui. O quadro comparativo (documento à parte) traz a transcrição artigo por artigo (parte A), a testagem das hipóteses (parte B) e a comparação de potencialidades com gráficos (parte C).</w:t>
       </w:r>
     </w:p>
     <w:p>
@@ -2537,7 +2537,7 @@
           <w:sz w:val="24"/>
           <w:szCs w:val="24"/>
         </w:rPr>
-        <w:t xml:space="preserve">6. Hipótese</w:t>
+        <w:t xml:space="preserve">6. Hipóteses</w:t>
       </w:r>
     </w:p>
     <w:p>
@@ -2553,7 +2553,7 @@
           <w:sz w:val="18"/>
           <w:szCs w:val="18"/>
         </w:rPr>
-        <w:t xml:space="preserve">3 a 5 linhas. Frase que pode ser confirmada ou derrubada por um indicador.</w:t>
+        <w:t xml:space="preserve">De 1 a 3 hipóteses. Cada uma é uma frase que um indicador pode confirmar ou derrubar, com o limiar escrito antes de olhar o resultado. A testagem fica no quadro comparativo, parte B (e na planilha).</w:t>
       </w:r>
     </w:p>
     <w:p>
@@ -2569,23 +2569,499 @@
           <w:sz w:val="18"/>
           <w:szCs w:val="18"/>
         </w:rPr>
-        <w:t xml:space="preserve">Formato: "Se aprovada, a proposta tende a produzir [efeito], porque [mecanismo]. Indicador: [o que medir], fonte: [onde medir]."</w:t>
-      </w:r>
-    </w:p>
-    <w:p>
-      <w:pPr>
-        <w:spacing w:after="80" w:line="276"/>
-      </w:pPr>
-      <w:r>
-        <w:rPr>
-          <w:rFonts w:ascii="Arial" w:cs="Arial" w:eastAsia="Arial" w:hAnsi="Arial"/>
-          <w:color w:val="4B4B4B"/>
-          <w:sz w:val="21"/>
-          <w:szCs w:val="21"/>
-        </w:rPr>
-        <w:t xml:space="preserve">[Escreva aqui]</w:t>
-      </w:r>
-    </w:p>
+        <w:t xml:space="preserve">Formato: "Se aprovada, a proposta tende a produzir [efeito], porque [mecanismo]."</w:t>
+      </w:r>
+    </w:p>
+    <w:tbl>
+      <w:tblPr>
+        <w:tblW w:type="dxa" w:w="9026"/>
+        <w:tblBorders>
+          <w:top w:val="single" w:color="auto" w:sz="4"/>
+          <w:left w:val="single" w:color="auto" w:sz="4"/>
+          <w:bottom w:val="single" w:color="auto" w:sz="4"/>
+          <w:right w:val="single" w:color="auto" w:sz="4"/>
+          <w:insideH w:val="single" w:color="auto" w:sz="4"/>
+          <w:insideV w:val="single" w:color="auto" w:sz="4"/>
+        </w:tblBorders>
+      </w:tblPr>
+      <w:tblGrid>
+        <w:gridCol w:w="700"/>
+        <w:gridCol w:w="3600"/>
+        <w:gridCol w:w="2100"/>
+        <w:gridCol w:w="1300"/>
+        <w:gridCol w:w="1326"/>
+      </w:tblGrid>
+      <w:tr>
+        <w:trPr>
+          <w:tblHeader/>
+        </w:trPr>
+        <w:tc>
+          <w:tcPr>
+            <w:tcW w:type="dxa" w:w="700"/>
+            <w:tcBorders>
+              <w:top w:val="single" w:color="D5DDD8" w:sz="4"/>
+              <w:left w:val="single" w:color="D5DDD8" w:sz="4"/>
+              <w:bottom w:val="single" w:color="D5DDD8" w:sz="4"/>
+              <w:right w:val="single" w:color="D5DDD8" w:sz="4"/>
+            </w:tcBorders>
+            <w:shd w:fill="EEF6F1" w:color="auto" w:val="clear"/>
+            <w:tcMar>
+              <w:top w:type="dxa" w:w="60"/>
+              <w:left w:type="dxa" w:w="100"/>
+              <w:bottom w:type="dxa" w:w="60"/>
+              <w:right w:type="dxa" w:w="100"/>
+            </w:tcMar>
+          </w:tcPr>
+          <w:p>
+            <w:r>
+              <w:rPr>
+                <w:rFonts w:ascii="Arial" w:cs="Arial" w:eastAsia="Arial" w:hAnsi="Arial"/>
+                <w:b/>
+                <w:bCs/>
+                <w:color w:val="23864F"/>
+                <w:sz w:val="18"/>
+                <w:szCs w:val="18"/>
+              </w:rPr>
+              <w:t xml:space="preserve">Nº</w:t>
+            </w:r>
+          </w:p>
+        </w:tc>
+        <w:tc>
+          <w:tcPr>
+            <w:tcW w:type="dxa" w:w="3600"/>
+            <w:tcBorders>
+              <w:top w:val="single" w:color="D5DDD8" w:sz="4"/>
+              <w:left w:val="single" w:color="D5DDD8" w:sz="4"/>
+              <w:bottom w:val="single" w:color="D5DDD8" w:sz="4"/>
+              <w:right w:val="single" w:color="D5DDD8" w:sz="4"/>
+            </w:tcBorders>
+            <w:shd w:fill="EEF6F1" w:color="auto" w:val="clear"/>
+            <w:tcMar>
+              <w:top w:type="dxa" w:w="60"/>
+              <w:left w:type="dxa" w:w="100"/>
+              <w:bottom w:type="dxa" w:w="60"/>
+              <w:right w:type="dxa" w:w="100"/>
+            </w:tcMar>
+          </w:tcPr>
+          <w:p>
+            <w:r>
+              <w:rPr>
+                <w:rFonts w:ascii="Arial" w:cs="Arial" w:eastAsia="Arial" w:hAnsi="Arial"/>
+                <w:b/>
+                <w:bCs/>
+                <w:color w:val="23864F"/>
+                <w:sz w:val="18"/>
+                <w:szCs w:val="18"/>
+              </w:rPr>
+              <w:t xml:space="preserve">Hipótese</w:t>
+            </w:r>
+          </w:p>
+        </w:tc>
+        <w:tc>
+          <w:tcPr>
+            <w:tcW w:type="dxa" w:w="2100"/>
+            <w:tcBorders>
+              <w:top w:val="single" w:color="D5DDD8" w:sz="4"/>
+              <w:left w:val="single" w:color="D5DDD8" w:sz="4"/>
+              <w:bottom w:val="single" w:color="D5DDD8" w:sz="4"/>
+              <w:right w:val="single" w:color="D5DDD8" w:sz="4"/>
+            </w:tcBorders>
+            <w:shd w:fill="EEF6F1" w:color="auto" w:val="clear"/>
+            <w:tcMar>
+              <w:top w:type="dxa" w:w="60"/>
+              <w:left w:type="dxa" w:w="100"/>
+              <w:bottom w:type="dxa" w:w="60"/>
+              <w:right w:type="dxa" w:w="100"/>
+            </w:tcMar>
+          </w:tcPr>
+          <w:p>
+            <w:r>
+              <w:rPr>
+                <w:rFonts w:ascii="Arial" w:cs="Arial" w:eastAsia="Arial" w:hAnsi="Arial"/>
+                <w:b/>
+                <w:bCs/>
+                <w:color w:val="23864F"/>
+                <w:sz w:val="18"/>
+                <w:szCs w:val="18"/>
+              </w:rPr>
+              <w:t xml:space="preserve">Indicador e fonte</w:t>
+            </w:r>
+          </w:p>
+        </w:tc>
+        <w:tc>
+          <w:tcPr>
+            <w:tcW w:type="dxa" w:w="1300"/>
+            <w:tcBorders>
+              <w:top w:val="single" w:color="D5DDD8" w:sz="4"/>
+              <w:left w:val="single" w:color="D5DDD8" w:sz="4"/>
+              <w:bottom w:val="single" w:color="D5DDD8" w:sz="4"/>
+              <w:right w:val="single" w:color="D5DDD8" w:sz="4"/>
+            </w:tcBorders>
+            <w:shd w:fill="EEF6F1" w:color="auto" w:val="clear"/>
+            <w:tcMar>
+              <w:top w:type="dxa" w:w="60"/>
+              <w:left w:type="dxa" w:w="100"/>
+              <w:bottom w:type="dxa" w:w="60"/>
+              <w:right w:type="dxa" w:w="100"/>
+            </w:tcMar>
+          </w:tcPr>
+          <w:p>
+            <w:r>
+              <w:rPr>
+                <w:rFonts w:ascii="Arial" w:cs="Arial" w:eastAsia="Arial" w:hAnsi="Arial"/>
+                <w:b/>
+                <w:bCs/>
+                <w:color w:val="23864F"/>
+                <w:sz w:val="18"/>
+                <w:szCs w:val="18"/>
+              </w:rPr>
+              <w:t xml:space="preserve">Sentido</w:t>
+            </w:r>
+          </w:p>
+        </w:tc>
+        <w:tc>
+          <w:tcPr>
+            <w:tcW w:type="dxa" w:w="1326"/>
+            <w:tcBorders>
+              <w:top w:val="single" w:color="D5DDD8" w:sz="4"/>
+              <w:left w:val="single" w:color="D5DDD8" w:sz="4"/>
+              <w:bottom w:val="single" w:color="D5DDD8" w:sz="4"/>
+              <w:right w:val="single" w:color="D5DDD8" w:sz="4"/>
+            </w:tcBorders>
+            <w:shd w:fill="EEF6F1" w:color="auto" w:val="clear"/>
+            <w:tcMar>
+              <w:top w:type="dxa" w:w="60"/>
+              <w:left w:type="dxa" w:w="100"/>
+              <w:bottom w:type="dxa" w:w="60"/>
+              <w:right w:type="dxa" w:w="100"/>
+            </w:tcMar>
+          </w:tcPr>
+          <w:p>
+            <w:r>
+              <w:rPr>
+                <w:rFonts w:ascii="Arial" w:cs="Arial" w:eastAsia="Arial" w:hAnsi="Arial"/>
+                <w:b/>
+                <w:bCs/>
+                <w:color w:val="23864F"/>
+                <w:sz w:val="18"/>
+                <w:szCs w:val="18"/>
+              </w:rPr>
+              <w:t xml:space="preserve">Limiar</w:t>
+            </w:r>
+          </w:p>
+        </w:tc>
+      </w:tr>
+      <w:tr>
+        <w:trPr>
+          <w:tblHeader w:val="false"/>
+        </w:trPr>
+        <w:tc>
+          <w:tcPr>
+            <w:tcW w:type="dxa" w:w="700"/>
+            <w:tcBorders>
+              <w:top w:val="single" w:color="D5DDD8" w:sz="4"/>
+              <w:left w:val="single" w:color="D5DDD8" w:sz="4"/>
+              <w:bottom w:val="single" w:color="D5DDD8" w:sz="4"/>
+              <w:right w:val="single" w:color="D5DDD8" w:sz="4"/>
+            </w:tcBorders>
+            <w:tcMar>
+              <w:top w:type="dxa" w:w="60"/>
+              <w:left w:type="dxa" w:w="100"/>
+              <w:bottom w:type="dxa" w:w="60"/>
+              <w:right w:type="dxa" w:w="100"/>
+            </w:tcMar>
+          </w:tcPr>
+          <w:p>
+            <w:r>
+              <w:rPr>
+                <w:rFonts w:ascii="Arial" w:cs="Arial" w:eastAsia="Arial" w:hAnsi="Arial"/>
+                <w:i w:val="false"/>
+                <w:iCs w:val="false"/>
+                <w:color w:val="4B4B4B"/>
+                <w:sz w:val="18"/>
+                <w:szCs w:val="18"/>
+              </w:rPr>
+              <w:t xml:space="preserve">H1</w:t>
+            </w:r>
+          </w:p>
+        </w:tc>
+        <w:tc>
+          <w:tcPr>
+            <w:tcW w:type="dxa" w:w="3600"/>
+            <w:tcBorders>
+              <w:top w:val="single" w:color="D5DDD8" w:sz="4"/>
+              <w:left w:val="single" w:color="D5DDD8" w:sz="4"/>
+              <w:bottom w:val="single" w:color="D5DDD8" w:sz="4"/>
+              <w:right w:val="single" w:color="D5DDD8" w:sz="4"/>
+            </w:tcBorders>
+            <w:tcMar>
+              <w:top w:type="dxa" w:w="60"/>
+              <w:left w:type="dxa" w:w="100"/>
+              <w:bottom w:type="dxa" w:w="60"/>
+              <w:right w:type="dxa" w:w="100"/>
+            </w:tcMar>
+          </w:tcPr>
+          <w:p>
+            <w:r>
+              <w:rPr>
+                <w:rFonts w:ascii="Arial" w:cs="Arial" w:eastAsia="Arial" w:hAnsi="Arial"/>
+                <w:i/>
+                <w:iCs/>
+                <w:color w:val="7A847E"/>
+                <w:sz w:val="18"/>
+                <w:szCs w:val="18"/>
+              </w:rPr>
+              <w:t xml:space="preserve">[Se aprovada, a proposta tende a ... porque ...]</w:t>
+            </w:r>
+          </w:p>
+        </w:tc>
+        <w:tc>
+          <w:tcPr>
+            <w:tcW w:type="dxa" w:w="2100"/>
+            <w:tcBorders>
+              <w:top w:val="single" w:color="D5DDD8" w:sz="4"/>
+              <w:left w:val="single" w:color="D5DDD8" w:sz="4"/>
+              <w:bottom w:val="single" w:color="D5DDD8" w:sz="4"/>
+              <w:right w:val="single" w:color="D5DDD8" w:sz="4"/>
+            </w:tcBorders>
+            <w:tcMar>
+              <w:top w:type="dxa" w:w="60"/>
+              <w:left w:type="dxa" w:w="100"/>
+              <w:bottom w:type="dxa" w:w="60"/>
+              <w:right w:type="dxa" w:w="100"/>
+            </w:tcMar>
+          </w:tcPr>
+          <w:p>
+            <w:r>
+              <w:rPr>
+                <w:rFonts w:ascii="Arial" w:cs="Arial" w:eastAsia="Arial" w:hAnsi="Arial"/>
+                <w:i/>
+                <w:iCs/>
+                <w:color w:val="7A847E"/>
+                <w:sz w:val="18"/>
+                <w:szCs w:val="18"/>
+              </w:rPr>
+              <w:t xml:space="preserve">[O que medir · onde]</w:t>
+            </w:r>
+          </w:p>
+        </w:tc>
+        <w:tc>
+          <w:tcPr>
+            <w:tcW w:type="dxa" w:w="1300"/>
+            <w:tcBorders>
+              <w:top w:val="single" w:color="D5DDD8" w:sz="4"/>
+              <w:left w:val="single" w:color="D5DDD8" w:sz="4"/>
+              <w:bottom w:val="single" w:color="D5DDD8" w:sz="4"/>
+              <w:right w:val="single" w:color="D5DDD8" w:sz="4"/>
+            </w:tcBorders>
+            <w:tcMar>
+              <w:top w:type="dxa" w:w="60"/>
+              <w:left w:type="dxa" w:w="100"/>
+              <w:bottom w:type="dxa" w:w="60"/>
+              <w:right w:type="dxa" w:w="100"/>
+            </w:tcMar>
+          </w:tcPr>
+          <w:p>
+            <w:r>
+              <w:rPr>
+                <w:rFonts w:ascii="Arial" w:cs="Arial" w:eastAsia="Arial" w:hAnsi="Arial"/>
+                <w:i/>
+                <w:iCs/>
+                <w:color w:val="7A847E"/>
+                <w:sz w:val="18"/>
+                <w:szCs w:val="18"/>
+              </w:rPr>
+              <w:t xml:space="preserve">[Aumento/redução]</w:t>
+            </w:r>
+          </w:p>
+        </w:tc>
+        <w:tc>
+          <w:tcPr>
+            <w:tcW w:type="dxa" w:w="1326"/>
+            <w:tcBorders>
+              <w:top w:val="single" w:color="D5DDD8" w:sz="4"/>
+              <w:left w:val="single" w:color="D5DDD8" w:sz="4"/>
+              <w:bottom w:val="single" w:color="D5DDD8" w:sz="4"/>
+              <w:right w:val="single" w:color="D5DDD8" w:sz="4"/>
+            </w:tcBorders>
+            <w:tcMar>
+              <w:top w:type="dxa" w:w="60"/>
+              <w:left w:type="dxa" w:w="100"/>
+              <w:bottom w:type="dxa" w:w="60"/>
+              <w:right w:type="dxa" w:w="100"/>
+            </w:tcMar>
+          </w:tcPr>
+          <w:p>
+            <w:r>
+              <w:rPr>
+                <w:rFonts w:ascii="Arial" w:cs="Arial" w:eastAsia="Arial" w:hAnsi="Arial"/>
+                <w:i/>
+                <w:iCs/>
+                <w:color w:val="7A847E"/>
+                <w:sz w:val="18"/>
+                <w:szCs w:val="18"/>
+              </w:rPr>
+              <w:t xml:space="preserve">[Ex.: +10% em 3 anos]</w:t>
+            </w:r>
+          </w:p>
+        </w:tc>
+      </w:tr>
+      <w:tr>
+        <w:trPr>
+          <w:tblHeader w:val="false"/>
+        </w:trPr>
+        <w:tc>
+          <w:tcPr>
+            <w:tcW w:type="dxa" w:w="700"/>
+            <w:tcBorders>
+              <w:top w:val="single" w:color="D5DDD8" w:sz="4"/>
+              <w:left w:val="single" w:color="D5DDD8" w:sz="4"/>
+              <w:bottom w:val="single" w:color="D5DDD8" w:sz="4"/>
+              <w:right w:val="single" w:color="D5DDD8" w:sz="4"/>
+            </w:tcBorders>
+            <w:tcMar>
+              <w:top w:type="dxa" w:w="60"/>
+              <w:left w:type="dxa" w:w="100"/>
+              <w:bottom w:type="dxa" w:w="60"/>
+              <w:right w:type="dxa" w:w="100"/>
+            </w:tcMar>
+          </w:tcPr>
+          <w:p>
+            <w:r>
+              <w:rPr>
+                <w:rFonts w:ascii="Arial" w:cs="Arial" w:eastAsia="Arial" w:hAnsi="Arial"/>
+                <w:i w:val="false"/>
+                <w:iCs w:val="false"/>
+                <w:color w:val="4B4B4B"/>
+                <w:sz w:val="18"/>
+                <w:szCs w:val="18"/>
+              </w:rPr>
+              <w:t xml:space="preserve">H2</w:t>
+            </w:r>
+          </w:p>
+        </w:tc>
+        <w:tc>
+          <w:tcPr>
+            <w:tcW w:type="dxa" w:w="3600"/>
+            <w:tcBorders>
+              <w:top w:val="single" w:color="D5DDD8" w:sz="4"/>
+              <w:left w:val="single" w:color="D5DDD8" w:sz="4"/>
+              <w:bottom w:val="single" w:color="D5DDD8" w:sz="4"/>
+              <w:right w:val="single" w:color="D5DDD8" w:sz="4"/>
+            </w:tcBorders>
+            <w:tcMar>
+              <w:top w:type="dxa" w:w="60"/>
+              <w:left w:type="dxa" w:w="100"/>
+              <w:bottom w:type="dxa" w:w="60"/>
+              <w:right w:type="dxa" w:w="100"/>
+            </w:tcMar>
+          </w:tcPr>
+          <w:p>
+            <w:r>
+              <w:rPr>
+                <w:rFonts w:ascii="Arial" w:cs="Arial" w:eastAsia="Arial" w:hAnsi="Arial"/>
+                <w:i/>
+                <w:iCs/>
+                <w:color w:val="7A847E"/>
+                <w:sz w:val="18"/>
+                <w:szCs w:val="18"/>
+              </w:rPr>
+              <w:t xml:space="preserve">[Hipótese]</w:t>
+            </w:r>
+          </w:p>
+        </w:tc>
+        <w:tc>
+          <w:tcPr>
+            <w:tcW w:type="dxa" w:w="2100"/>
+            <w:tcBorders>
+              <w:top w:val="single" w:color="D5DDD8" w:sz="4"/>
+              <w:left w:val="single" w:color="D5DDD8" w:sz="4"/>
+              <w:bottom w:val="single" w:color="D5DDD8" w:sz="4"/>
+              <w:right w:val="single" w:color="D5DDD8" w:sz="4"/>
+            </w:tcBorders>
+            <w:tcMar>
+              <w:top w:type="dxa" w:w="60"/>
+              <w:left w:type="dxa" w:w="100"/>
+              <w:bottom w:type="dxa" w:w="60"/>
+              <w:right w:type="dxa" w:w="100"/>
+            </w:tcMar>
+          </w:tcPr>
+          <w:p>
+            <w:r>
+              <w:rPr>
+                <w:rFonts w:ascii="Arial" w:cs="Arial" w:eastAsia="Arial" w:hAnsi="Arial"/>
+                <w:i/>
+                <w:iCs/>
+                <w:color w:val="7A847E"/>
+                <w:sz w:val="18"/>
+                <w:szCs w:val="18"/>
+              </w:rPr>
+              <w:t xml:space="preserve">[Indicador · fonte]</w:t>
+            </w:r>
+          </w:p>
+        </w:tc>
+        <w:tc>
+          <w:tcPr>
+            <w:tcW w:type="dxa" w:w="1300"/>
+            <w:tcBorders>
+              <w:top w:val="single" w:color="D5DDD8" w:sz="4"/>
+              <w:left w:val="single" w:color="D5DDD8" w:sz="4"/>
+              <w:bottom w:val="single" w:color="D5DDD8" w:sz="4"/>
+              <w:right w:val="single" w:color="D5DDD8" w:sz="4"/>
+            </w:tcBorders>
+            <w:tcMar>
+              <w:top w:type="dxa" w:w="60"/>
+              <w:left w:type="dxa" w:w="100"/>
+              <w:bottom w:type="dxa" w:w="60"/>
+              <w:right w:type="dxa" w:w="100"/>
+            </w:tcMar>
+          </w:tcPr>
+          <w:p>
+            <w:r>
+              <w:rPr>
+                <w:rFonts w:ascii="Arial" w:cs="Arial" w:eastAsia="Arial" w:hAnsi="Arial"/>
+                <w:i/>
+                <w:iCs/>
+                <w:color w:val="7A847E"/>
+                <w:sz w:val="18"/>
+                <w:szCs w:val="18"/>
+              </w:rPr>
+              <w:t xml:space="preserve">[Aumento/redução]</w:t>
+            </w:r>
+          </w:p>
+        </w:tc>
+        <w:tc>
+          <w:tcPr>
+            <w:tcW w:type="dxa" w:w="1326"/>
+            <w:tcBorders>
+              <w:top w:val="single" w:color="D5DDD8" w:sz="4"/>
+              <w:left w:val="single" w:color="D5DDD8" w:sz="4"/>
+              <w:bottom w:val="single" w:color="D5DDD8" w:sz="4"/>
+              <w:right w:val="single" w:color="D5DDD8" w:sz="4"/>
+            </w:tcBorders>
+            <w:tcMar>
+              <w:top w:type="dxa" w:w="60"/>
+              <w:left w:type="dxa" w:w="100"/>
+              <w:bottom w:type="dxa" w:w="60"/>
+              <w:right w:type="dxa" w:w="100"/>
+            </w:tcMar>
+          </w:tcPr>
+          <w:p>
+            <w:r>
+              <w:rPr>
+                <w:rFonts w:ascii="Arial" w:cs="Arial" w:eastAsia="Arial" w:hAnsi="Arial"/>
+                <w:i/>
+                <w:iCs/>
+                <w:color w:val="7A847E"/>
+                <w:sz w:val="18"/>
+                <w:szCs w:val="18"/>
+              </w:rPr>
+              <w:t xml:space="preserve">[Limiar]</w:t>
+            </w:r>
+          </w:p>
+        </w:tc>
+      </w:tr>
+    </w:tbl>
     <w:p>
       <w:pPr>
         <w:pStyle w:val="Heading1"/>
@@ -3671,7 +4147,7 @@
           <w:sz w:val="18"/>
           <w:szCs w:val="18"/>
         </w:rPr>
-        <w:t xml:space="preserve">Cada cenário com as premissas escritas e o resultado esperado no indicador da hipótese.</w:t>
+        <w:t xml:space="preserve">Cada cenário com as premissas escritas e o resultado esperado no indicador da H1, no mesmo horizonte (padrão: 5 anos). Os gráficos da comparação ficam no quadro comparativo, parte C.</w:t>
       </w:r>
     </w:p>
     <w:tbl>
@@ -4976,9 +5452,315 @@
           <w:sz w:val="18"/>
           <w:szCs w:val="18"/>
         </w:rPr>
-        <w:t xml:space="preserve">Cerca de 1/4 de página. Responda à hipótese: se sustenta, se sustenta em parte, ou não se sustenta. Justifique a classificação em uma linha.</w:t>
-      </w:r>
-    </w:p>
+        <w:t xml:space="preserve">Cerca de 1/4 de página. Responda a cada hipótese com o resultado da testagem (quadro comparativo, parte B): sustentada, sustentada em parte, não sustentada ou inconclusiva. Depois, justifique o impacto e o caráter em uma linha cada.</w:t>
+      </w:r>
+    </w:p>
+    <w:tbl>
+      <w:tblPr>
+        <w:tblW w:type="dxa" w:w="9026"/>
+        <w:tblBorders>
+          <w:top w:val="single" w:color="auto" w:sz="4"/>
+          <w:left w:val="single" w:color="auto" w:sz="4"/>
+          <w:bottom w:val="single" w:color="auto" w:sz="4"/>
+          <w:right w:val="single" w:color="auto" w:sz="4"/>
+          <w:insideH w:val="single" w:color="auto" w:sz="4"/>
+          <w:insideV w:val="single" w:color="auto" w:sz="4"/>
+        </w:tblBorders>
+      </w:tblPr>
+      <w:tblGrid>
+        <w:gridCol w:w="700"/>
+        <w:gridCol w:w="2600"/>
+        <w:gridCol w:w="5726"/>
+      </w:tblGrid>
+      <w:tr>
+        <w:trPr>
+          <w:tblHeader/>
+        </w:trPr>
+        <w:tc>
+          <w:tcPr>
+            <w:tcW w:type="dxa" w:w="700"/>
+            <w:tcBorders>
+              <w:top w:val="single" w:color="D5DDD8" w:sz="4"/>
+              <w:left w:val="single" w:color="D5DDD8" w:sz="4"/>
+              <w:bottom w:val="single" w:color="D5DDD8" w:sz="4"/>
+              <w:right w:val="single" w:color="D5DDD8" w:sz="4"/>
+            </w:tcBorders>
+            <w:shd w:fill="EEF6F1" w:color="auto" w:val="clear"/>
+            <w:tcMar>
+              <w:top w:type="dxa" w:w="60"/>
+              <w:left w:type="dxa" w:w="100"/>
+              <w:bottom w:type="dxa" w:w="60"/>
+              <w:right w:type="dxa" w:w="100"/>
+            </w:tcMar>
+          </w:tcPr>
+          <w:p>
+            <w:r>
+              <w:rPr>
+                <w:rFonts w:ascii="Arial" w:cs="Arial" w:eastAsia="Arial" w:hAnsi="Arial"/>
+                <w:b/>
+                <w:bCs/>
+                <w:color w:val="23864F"/>
+                <w:sz w:val="18"/>
+                <w:szCs w:val="18"/>
+              </w:rPr>
+              <w:t xml:space="preserve">Nº</w:t>
+            </w:r>
+          </w:p>
+        </w:tc>
+        <w:tc>
+          <w:tcPr>
+            <w:tcW w:type="dxa" w:w="2600"/>
+            <w:tcBorders>
+              <w:top w:val="single" w:color="D5DDD8" w:sz="4"/>
+              <w:left w:val="single" w:color="D5DDD8" w:sz="4"/>
+              <w:bottom w:val="single" w:color="D5DDD8" w:sz="4"/>
+              <w:right w:val="single" w:color="D5DDD8" w:sz="4"/>
+            </w:tcBorders>
+            <w:shd w:fill="EEF6F1" w:color="auto" w:val="clear"/>
+            <w:tcMar>
+              <w:top w:type="dxa" w:w="60"/>
+              <w:left w:type="dxa" w:w="100"/>
+              <w:bottom w:type="dxa" w:w="60"/>
+              <w:right w:type="dxa" w:w="100"/>
+            </w:tcMar>
+          </w:tcPr>
+          <w:p>
+            <w:r>
+              <w:rPr>
+                <w:rFonts w:ascii="Arial" w:cs="Arial" w:eastAsia="Arial" w:hAnsi="Arial"/>
+                <w:b/>
+                <w:bCs/>
+                <w:color w:val="23864F"/>
+                <w:sz w:val="18"/>
+                <w:szCs w:val="18"/>
+              </w:rPr>
+              <w:t xml:space="preserve">Resultado</w:t>
+            </w:r>
+          </w:p>
+        </w:tc>
+        <w:tc>
+          <w:tcPr>
+            <w:tcW w:type="dxa" w:w="5726"/>
+            <w:tcBorders>
+              <w:top w:val="single" w:color="D5DDD8" w:sz="4"/>
+              <w:left w:val="single" w:color="D5DDD8" w:sz="4"/>
+              <w:bottom w:val="single" w:color="D5DDD8" w:sz="4"/>
+              <w:right w:val="single" w:color="D5DDD8" w:sz="4"/>
+            </w:tcBorders>
+            <w:shd w:fill="EEF6F1" w:color="auto" w:val="clear"/>
+            <w:tcMar>
+              <w:top w:type="dxa" w:w="60"/>
+              <w:left w:type="dxa" w:w="100"/>
+              <w:bottom w:type="dxa" w:w="60"/>
+              <w:right w:type="dxa" w:w="100"/>
+            </w:tcMar>
+          </w:tcPr>
+          <w:p>
+            <w:r>
+              <w:rPr>
+                <w:rFonts w:ascii="Arial" w:cs="Arial" w:eastAsia="Arial" w:hAnsi="Arial"/>
+                <w:b/>
+                <w:bCs/>
+                <w:color w:val="23864F"/>
+                <w:sz w:val="18"/>
+                <w:szCs w:val="18"/>
+              </w:rPr>
+              <w:t xml:space="preserve">Por quê (1 linha)</w:t>
+            </w:r>
+          </w:p>
+        </w:tc>
+      </w:tr>
+      <w:tr>
+        <w:trPr>
+          <w:tblHeader w:val="false"/>
+        </w:trPr>
+        <w:tc>
+          <w:tcPr>
+            <w:tcW w:type="dxa" w:w="700"/>
+            <w:tcBorders>
+              <w:top w:val="single" w:color="D5DDD8" w:sz="4"/>
+              <w:left w:val="single" w:color="D5DDD8" w:sz="4"/>
+              <w:bottom w:val="single" w:color="D5DDD8" w:sz="4"/>
+              <w:right w:val="single" w:color="D5DDD8" w:sz="4"/>
+            </w:tcBorders>
+            <w:tcMar>
+              <w:top w:type="dxa" w:w="60"/>
+              <w:left w:type="dxa" w:w="100"/>
+              <w:bottom w:type="dxa" w:w="60"/>
+              <w:right w:type="dxa" w:w="100"/>
+            </w:tcMar>
+          </w:tcPr>
+          <w:p>
+            <w:r>
+              <w:rPr>
+                <w:rFonts w:ascii="Arial" w:cs="Arial" w:eastAsia="Arial" w:hAnsi="Arial"/>
+                <w:i w:val="false"/>
+                <w:iCs w:val="false"/>
+                <w:color w:val="4B4B4B"/>
+                <w:sz w:val="18"/>
+                <w:szCs w:val="18"/>
+              </w:rPr>
+              <w:t xml:space="preserve">H1</w:t>
+            </w:r>
+          </w:p>
+        </w:tc>
+        <w:tc>
+          <w:tcPr>
+            <w:tcW w:type="dxa" w:w="2600"/>
+            <w:tcBorders>
+              <w:top w:val="single" w:color="D5DDD8" w:sz="4"/>
+              <w:left w:val="single" w:color="D5DDD8" w:sz="4"/>
+              <w:bottom w:val="single" w:color="D5DDD8" w:sz="4"/>
+              <w:right w:val="single" w:color="D5DDD8" w:sz="4"/>
+            </w:tcBorders>
+            <w:tcMar>
+              <w:top w:type="dxa" w:w="60"/>
+              <w:left w:type="dxa" w:w="100"/>
+              <w:bottom w:type="dxa" w:w="60"/>
+              <w:right w:type="dxa" w:w="100"/>
+            </w:tcMar>
+          </w:tcPr>
+          <w:p>
+            <w:r>
+              <w:rPr>
+                <w:rFonts w:ascii="Arial" w:cs="Arial" w:eastAsia="Arial" w:hAnsi="Arial"/>
+                <w:i/>
+                <w:iCs/>
+                <w:color w:val="7A847E"/>
+                <w:sz w:val="18"/>
+                <w:szCs w:val="18"/>
+              </w:rPr>
+              <w:t xml:space="preserve">[Sustentada / em parte / não sustentada / inconclusiva]</w:t>
+            </w:r>
+          </w:p>
+        </w:tc>
+        <w:tc>
+          <w:tcPr>
+            <w:tcW w:type="dxa" w:w="5726"/>
+            <w:tcBorders>
+              <w:top w:val="single" w:color="D5DDD8" w:sz="4"/>
+              <w:left w:val="single" w:color="D5DDD8" w:sz="4"/>
+              <w:bottom w:val="single" w:color="D5DDD8" w:sz="4"/>
+              <w:right w:val="single" w:color="D5DDD8" w:sz="4"/>
+            </w:tcBorders>
+            <w:tcMar>
+              <w:top w:type="dxa" w:w="60"/>
+              <w:left w:type="dxa" w:w="100"/>
+              <w:bottom w:type="dxa" w:w="60"/>
+              <w:right w:type="dxa" w:w="100"/>
+            </w:tcMar>
+          </w:tcPr>
+          <w:p>
+            <w:r>
+              <w:rPr>
+                <w:rFonts w:ascii="Arial" w:cs="Arial" w:eastAsia="Arial" w:hAnsi="Arial"/>
+                <w:i/>
+                <w:iCs/>
+                <w:color w:val="7A847E"/>
+                <w:sz w:val="18"/>
+                <w:szCs w:val="18"/>
+              </w:rPr>
+              <w:t xml:space="preserve">[Evidência decisiva e confiança]</w:t>
+            </w:r>
+          </w:p>
+        </w:tc>
+      </w:tr>
+      <w:tr>
+        <w:trPr>
+          <w:tblHeader w:val="false"/>
+        </w:trPr>
+        <w:tc>
+          <w:tcPr>
+            <w:tcW w:type="dxa" w:w="700"/>
+            <w:tcBorders>
+              <w:top w:val="single" w:color="D5DDD8" w:sz="4"/>
+              <w:left w:val="single" w:color="D5DDD8" w:sz="4"/>
+              <w:bottom w:val="single" w:color="D5DDD8" w:sz="4"/>
+              <w:right w:val="single" w:color="D5DDD8" w:sz="4"/>
+            </w:tcBorders>
+            <w:tcMar>
+              <w:top w:type="dxa" w:w="60"/>
+              <w:left w:type="dxa" w:w="100"/>
+              <w:bottom w:type="dxa" w:w="60"/>
+              <w:right w:type="dxa" w:w="100"/>
+            </w:tcMar>
+          </w:tcPr>
+          <w:p>
+            <w:r>
+              <w:rPr>
+                <w:rFonts w:ascii="Arial" w:cs="Arial" w:eastAsia="Arial" w:hAnsi="Arial"/>
+                <w:i w:val="false"/>
+                <w:iCs w:val="false"/>
+                <w:color w:val="4B4B4B"/>
+                <w:sz w:val="18"/>
+                <w:szCs w:val="18"/>
+              </w:rPr>
+              <w:t xml:space="preserve">H2</w:t>
+            </w:r>
+          </w:p>
+        </w:tc>
+        <w:tc>
+          <w:tcPr>
+            <w:tcW w:type="dxa" w:w="2600"/>
+            <w:tcBorders>
+              <w:top w:val="single" w:color="D5DDD8" w:sz="4"/>
+              <w:left w:val="single" w:color="D5DDD8" w:sz="4"/>
+              <w:bottom w:val="single" w:color="D5DDD8" w:sz="4"/>
+              <w:right w:val="single" w:color="D5DDD8" w:sz="4"/>
+            </w:tcBorders>
+            <w:tcMar>
+              <w:top w:type="dxa" w:w="60"/>
+              <w:left w:type="dxa" w:w="100"/>
+              <w:bottom w:type="dxa" w:w="60"/>
+              <w:right w:type="dxa" w:w="100"/>
+            </w:tcMar>
+          </w:tcPr>
+          <w:p>
+            <w:r>
+              <w:rPr>
+                <w:rFonts w:ascii="Arial" w:cs="Arial" w:eastAsia="Arial" w:hAnsi="Arial"/>
+                <w:i/>
+                <w:iCs/>
+                <w:color w:val="7A847E"/>
+                <w:sz w:val="18"/>
+                <w:szCs w:val="18"/>
+              </w:rPr>
+              <w:t xml:space="preserve">[Resultado]</w:t>
+            </w:r>
+          </w:p>
+        </w:tc>
+        <w:tc>
+          <w:tcPr>
+            <w:tcW w:type="dxa" w:w="5726"/>
+            <w:tcBorders>
+              <w:top w:val="single" w:color="D5DDD8" w:sz="4"/>
+              <w:left w:val="single" w:color="D5DDD8" w:sz="4"/>
+              <w:bottom w:val="single" w:color="D5DDD8" w:sz="4"/>
+              <w:right w:val="single" w:color="D5DDD8" w:sz="4"/>
+            </w:tcBorders>
+            <w:tcMar>
+              <w:top w:type="dxa" w:w="60"/>
+              <w:left w:type="dxa" w:w="100"/>
+              <w:bottom w:type="dxa" w:w="60"/>
+              <w:right w:type="dxa" w:w="100"/>
+            </w:tcMar>
+          </w:tcPr>
+          <w:p>
+            <w:r>
+              <w:rPr>
+                <w:rFonts w:ascii="Arial" w:cs="Arial" w:eastAsia="Arial" w:hAnsi="Arial"/>
+                <w:i/>
+                <w:iCs/>
+                <w:color w:val="7A847E"/>
+                <w:sz w:val="18"/>
+                <w:szCs w:val="18"/>
+              </w:rPr>
+              <w:t xml:space="preserve">[Por quê]</w:t>
+            </w:r>
+          </w:p>
+        </w:tc>
+      </w:tr>
+    </w:tbl>
     <w:p>
       <w:pPr>
         <w:spacing w:after="80" w:line="276"/>
@@ -4990,7 +5772,7 @@
           <w:sz w:val="21"/>
           <w:szCs w:val="21"/>
         </w:rPr>
-        <w:t xml:space="preserve">[Escreva aqui]</w:t>
+        <w:t xml:space="preserve">[Conclusão]</w:t>
       </w:r>
     </w:p>
     <w:p>
